--- a/Github pr assitant journal.docx
+++ b/Github pr assitant journal.docx
@@ -3,21 +3,8 @@
 <w:document xmlns:wpc="http://schemas.microsoft.com/office/word/2010/wordprocessingCanvas" xmlns:cx="http://schemas.microsoft.com/office/drawing/2014/chartex" xmlns:cx1="http://schemas.microsoft.com/office/drawing/2015/9/8/chartex" xmlns:cx2="http://schemas.microsoft.com/office/drawing/2015/10/21/chartex" xmlns:cx3="http://schemas.microsoft.com/office/drawing/2016/5/9/chartex" xmlns:cx4="http://schemas.microsoft.com/office/drawing/2016/5/10/chartex" xmlns:cx5="http://schemas.microsoft.com/office/drawing/2016/5/11/chartex" xmlns:cx6="http://schemas.microsoft.com/office/drawing/2016/5/12/chartex" xmlns:cx7="http://schemas.microsoft.com/office/drawing/2016/5/13/chartex" xmlns:cx8="http://schemas.microsoft.com/office/drawing/2016/5/14/chartex" xmlns:mc="http://schemas.openxmlformats.org/markup-compatibility/2006" xmlns:aink="http://schemas.microsoft.com/office/drawing/2016/ink" xmlns:am3d="http://schemas.microsoft.com/office/drawing/2017/model3d" xmlns:o="urn:schemas-microsoft-com:office:office" xmlns:oel="http://schemas.microsoft.com/office/2019/extlst" xmlns:r="http://schemas.openxmlformats.org/officeDocument/2006/relationships" xmlns:m="http://schemas.openxmlformats.org/officeDocument/2006/math" xmlns:v="urn:schemas-microsoft-com:vml" xmlns:wp14="http://schemas.microsoft.com/office/word/2010/wordprocessingDrawing" xmlns:wp="http://schemas.openxmlformats.org/drawingml/2006/wordprocessingDrawing" xmlns:w10="urn:schemas-microsoft-com:office:word" xmlns:w="http://schemas.openxmlformats.org/wordprocessingml/2006/main" xmlns:w14="http://schemas.microsoft.com/office/word/2010/wordml" xmlns:w15="http://schemas.microsoft.com/office/word/2012/wordml" xmlns:w16cei="http://schemas.microsoft.com/office/word/2026/wordml/cei" xmlns:w16cex="http://schemas.microsoft.com/office/word/2018/wordml/cex" xmlns:w16cid="http://schemas.microsoft.com/office/word/2016/wordml/cid" xmlns:w16="http://schemas.microsoft.com/office/word/2018/wordml" xmlns:w16du="http://schemas.microsoft.com/office/word/2023/wordml/word16du" xmlns:w16sdtdh="http://schemas.microsoft.com/office/word/2020/wordml/sdtdatahash" xmlns:w16sdtfl="http://schemas.microsoft.com/office/word/2024/wordml/sdtformatlock" xmlns:w16se="http://schemas.microsoft.com/office/word/2015/wordml/symex" xmlns:wpg="http://schemas.microsoft.com/office/word/2010/wordprocessingGroup" xmlns:wpi="http://schemas.microsoft.com/office/word/2010/wordprocessingInk" xmlns:wne="http://schemas.microsoft.com/office/word/2006/wordml" xmlns:wps="http://schemas.microsoft.com/office/word/2010/wordprocessingShape" mc:Ignorable="w14 w15 w16se w16cid w16 w16cex w16sdtdh w16sdtfl w16du wp14">
   <w:body>
     <w:p>
-      <w:proofErr w:type="spellStart"/>
-      <w:r>
-        <w:t>Github</w:t>
-      </w:r>
-      <w:proofErr w:type="spellEnd"/>
-      <w:r>
-        <w:t xml:space="preserve"> pr </w:t>
-      </w:r>
-      <w:proofErr w:type="spellStart"/>
-      <w:r>
-        <w:t>assitant</w:t>
-      </w:r>
-      <w:proofErr w:type="spellEnd"/>
-      <w:r>
-        <w:t xml:space="preserve"> journal:</w:t>
+      <w:r>
+        <w:t>Github pr assitant journal:</w:t>
       </w:r>
     </w:p>
     <w:p>
@@ -57,39 +44,7 @@
         <w:t>with that context in mind</w:t>
       </w:r>
       <w:r>
-        <w:t xml:space="preserve">, catching cross-file impact and convention mismatches that a plain diff-only review would miss. Built with </w:t>
-      </w:r>
-      <w:proofErr w:type="spellStart"/>
-      <w:r>
-        <w:t>LangGraph</w:t>
-      </w:r>
-      <w:proofErr w:type="spellEnd"/>
-      <w:r>
-        <w:t xml:space="preserve"> for orchestration, on a fully free tech stack (GitHub API, sentence-transformers, </w:t>
-      </w:r>
-      <w:proofErr w:type="spellStart"/>
-      <w:r>
-        <w:t>ChromaDB</w:t>
-      </w:r>
-      <w:proofErr w:type="spellEnd"/>
-      <w:r>
-        <w:t xml:space="preserve">, rank_bm25, </w:t>
-      </w:r>
-      <w:proofErr w:type="spellStart"/>
-      <w:r>
-        <w:t>Groq</w:t>
-      </w:r>
-      <w:proofErr w:type="spellEnd"/>
-      <w:r>
-        <w:t xml:space="preserve">, Docker, </w:t>
-      </w:r>
-      <w:proofErr w:type="spellStart"/>
-      <w:r>
-        <w:t>Streamlit</w:t>
-      </w:r>
-      <w:proofErr w:type="spellEnd"/>
-      <w:r>
-        <w:t>).</w:t>
+        <w:t>, catching cross-file impact and convention mismatches that a plain diff-only review would miss. Built with LangGraph for orchestration, on a fully free tech stack (GitHub API, sentence-transformers, ChromaDB, rank_bm25, Groq, Docker, Streamlit).</w:t>
       </w:r>
     </w:p>
     <w:p>
@@ -117,13 +72,8 @@
       </w:r>
     </w:p>
     <w:p>
-      <w:proofErr w:type="spellStart"/>
-      <w:r>
-        <w:t>github</w:t>
-      </w:r>
-      <w:proofErr w:type="spellEnd"/>
-      <w:r>
-        <w:t>-pr-review-assistant/</w:t>
+      <w:r>
+        <w:t>github-pr-review-assistant/</w:t>
       </w:r>
     </w:p>
     <w:p>
@@ -140,23 +90,7 @@
         <w:t>──</w:t>
       </w:r>
       <w:r>
-        <w:t xml:space="preserve"> </w:t>
-      </w:r>
-      <w:proofErr w:type="spellStart"/>
-      <w:r>
-        <w:t>github</w:t>
-      </w:r>
-      <w:proofErr w:type="spellEnd"/>
-      <w:r>
-        <w:t xml:space="preserve">/    </w:t>
-      </w:r>
-      <w:proofErr w:type="gramStart"/>
-      <w:r>
-        <w:t xml:space="preserve">   (</w:t>
-      </w:r>
-      <w:proofErr w:type="gramEnd"/>
-      <w:r>
-        <w:t>auth.py, parser.py, pull_request.py, repo.py)</w:t>
+        <w:t xml:space="preserve"> github/       (auth.py, parser.py, pull_request.py, repo.py)</w:t>
       </w:r>
     </w:p>
     <w:p>
@@ -173,15 +107,7 @@
         <w:t>──</w:t>
       </w:r>
       <w:r>
-        <w:t xml:space="preserve"> utils/     </w:t>
-      </w:r>
-      <w:proofErr w:type="gramStart"/>
-      <w:r>
-        <w:t xml:space="preserve">   (</w:t>
-      </w:r>
-      <w:proofErr w:type="gramEnd"/>
-      <w:r>
-        <w:t>config.py, cache.py, helpers.py, logger.py)</w:t>
+        <w:t xml:space="preserve"> utils/        (config.py, cache.py, helpers.py, logger.py)</w:t>
       </w:r>
     </w:p>
     <w:p>
@@ -198,23 +124,7 @@
         <w:t>──</w:t>
       </w:r>
       <w:r>
-        <w:t xml:space="preserve"> graph/, indexing/, </w:t>
-      </w:r>
-      <w:proofErr w:type="spellStart"/>
-      <w:r>
-        <w:t>llm</w:t>
-      </w:r>
-      <w:proofErr w:type="spellEnd"/>
-      <w:r>
-        <w:t>/, models/, tests</w:t>
-      </w:r>
-      <w:proofErr w:type="gramStart"/>
-      <w:r>
-        <w:t>/  (</w:t>
-      </w:r>
-      <w:proofErr w:type="gramEnd"/>
-      <w:r>
-        <w:t>stubs, not yet built)</w:t>
+        <w:t xml:space="preserve"> graph/, indexing/, llm/, models/, tests/  (stubs, not yet built)</w:t>
       </w:r>
     </w:p>
     <w:p>
@@ -223,23 +133,7 @@
           <w:b/>
           <w:bCs/>
         </w:rPr>
-        <w:t xml:space="preserve">2. Authentication working (utils/config.py + </w:t>
-      </w:r>
-      <w:proofErr w:type="spellStart"/>
-      <w:r>
-        <w:rPr>
-          <w:b/>
-          <w:bCs/>
-        </w:rPr>
-        <w:t>github</w:t>
-      </w:r>
-      <w:proofErr w:type="spellEnd"/>
-      <w:r>
-        <w:rPr>
-          <w:b/>
-          <w:bCs/>
-        </w:rPr>
-        <w:t>/auth.py):</w:t>
+        <w:t>2. Authentication working (utils/config.py + github/auth.py):</w:t>
       </w:r>
     </w:p>
     <w:p>
@@ -250,23 +144,7 @@
         </w:numPr>
       </w:pPr>
       <w:r>
-        <w:t xml:space="preserve">config.py loads GITHUB_TOKEN </w:t>
-      </w:r>
-      <w:proofErr w:type="gramStart"/>
-      <w:r>
-        <w:t>from .env</w:t>
-      </w:r>
-      <w:proofErr w:type="gramEnd"/>
-      <w:r>
-        <w:t xml:space="preserve"> via python-</w:t>
-      </w:r>
-      <w:proofErr w:type="spellStart"/>
-      <w:r>
-        <w:t>dotenv</w:t>
-      </w:r>
-      <w:proofErr w:type="spellEnd"/>
-      <w:r>
-        <w:t>, raises an error if missing</w:t>
+        <w:t>config.py loads GITHUB_TOKEN from .env via python-dotenv, raises an error if missing</w:t>
       </w:r>
     </w:p>
     <w:p>
@@ -277,23 +155,7 @@
         </w:numPr>
       </w:pPr>
       <w:r>
-        <w:t xml:space="preserve">auth.py builds the GitHub API headers (Bearer token, API version header) and defines </w:t>
-      </w:r>
-      <w:proofErr w:type="spellStart"/>
-      <w:r>
-        <w:t>get_repo_</w:t>
-      </w:r>
-      <w:proofErr w:type="gramStart"/>
-      <w:r>
-        <w:t>tree</w:t>
-      </w:r>
-      <w:proofErr w:type="spellEnd"/>
-      <w:r>
-        <w:t>(</w:t>
-      </w:r>
-      <w:proofErr w:type="gramEnd"/>
-      <w:r>
-        <w:t>owner, repo, branch) — calls GitHub's tree API with recursive=1 to fetch every file/folder in the repo in one flat list</w:t>
+        <w:t>auth.py builds the GitHub API headers (Bearer token, API version header) and defines get_repo_tree(owner, repo, branch) — calls GitHub's tree API with recursive=1 to fetch every file/folder in the repo in one flat list</w:t>
       </w:r>
     </w:p>
     <w:p>
@@ -302,23 +164,7 @@
           <w:b/>
           <w:bCs/>
         </w:rPr>
-        <w:t>3. Filtering working (</w:t>
-      </w:r>
-      <w:proofErr w:type="spellStart"/>
-      <w:r>
-        <w:rPr>
-          <w:b/>
-          <w:bCs/>
-        </w:rPr>
-        <w:t>github</w:t>
-      </w:r>
-      <w:proofErr w:type="spellEnd"/>
-      <w:r>
-        <w:rPr>
-          <w:b/>
-          <w:bCs/>
-        </w:rPr>
-        <w:t>/repo.py):</w:t>
+        <w:t>3. Filtering working (github/repo.py):</w:t>
       </w:r>
     </w:p>
     <w:p>
@@ -328,29 +174,8 @@
           <w:numId w:val="2"/>
         </w:numPr>
       </w:pPr>
-      <w:proofErr w:type="spellStart"/>
-      <w:r>
-        <w:t>filter_code_</w:t>
-      </w:r>
-      <w:proofErr w:type="gramStart"/>
-      <w:r>
-        <w:t>files</w:t>
-      </w:r>
-      <w:proofErr w:type="spellEnd"/>
-      <w:r>
-        <w:t>(</w:t>
-      </w:r>
-      <w:proofErr w:type="gramEnd"/>
-      <w:r>
-        <w:t>tree, extensions) takes the raw tree and keeps only actual code files (type == "blob" and matching extensions like .</w:t>
-      </w:r>
-      <w:proofErr w:type="spellStart"/>
-      <w:r>
-        <w:t>py</w:t>
-      </w:r>
-      <w:proofErr w:type="spellEnd"/>
-      <w:r>
-        <w:t>), discarding folders and non-code files</w:t>
+      <w:r>
+        <w:t>filter_code_files(tree, extensions) takes the raw tree and keeps only actual code files (type == "blob" and matching extensions like .py), discarding folders and non-code files</w:t>
       </w:r>
     </w:p>
     <w:p>
@@ -370,23 +195,7 @@
         </w:numPr>
       </w:pPr>
       <w:r>
-        <w:t xml:space="preserve">Adding </w:t>
-      </w:r>
-      <w:proofErr w:type="spellStart"/>
-      <w:r>
-        <w:t>get_file_</w:t>
-      </w:r>
-      <w:proofErr w:type="gramStart"/>
-      <w:r>
-        <w:t>content</w:t>
-      </w:r>
-      <w:proofErr w:type="spellEnd"/>
-      <w:r>
-        <w:t>(</w:t>
-      </w:r>
-      <w:proofErr w:type="gramEnd"/>
-      <w:r>
-        <w:t>owner, repo, sha) to auth.py, which calls GitHub's blob API and base64-decodes the raw file content</w:t>
+        <w:t>Adding get_file_content(owner, repo, sha) to auth.py, which calls GitHub's blob API and base64-decodes the raw file content</w:t>
       </w:r>
     </w:p>
     <w:p>
@@ -397,15 +206,7 @@
         </w:numPr>
       </w:pPr>
       <w:r>
-        <w:t xml:space="preserve">Wiring this into </w:t>
-      </w:r>
-      <w:proofErr w:type="spellStart"/>
-      <w:r>
-        <w:t>repo.py's</w:t>
-      </w:r>
-      <w:proofErr w:type="spellEnd"/>
-      <w:r>
-        <w:t xml:space="preserve"> test block so it loops over the filtered files and prints a preview of each one's actual content</w:t>
+        <w:t>Wiring this into repo.py's test block so it loops over the filtered files and prints a preview of each one's actual content</w:t>
       </w:r>
     </w:p>
     <w:p>
@@ -447,43 +248,11 @@
           <w:bCs/>
         </w:rPr>
         <w:lastRenderedPageBreak/>
-        <w:t xml:space="preserve">python -m </w:t>
-      </w:r>
-      <w:proofErr w:type="spellStart"/>
-      <w:proofErr w:type="gramStart"/>
-      <w:r>
-        <w:rPr>
-          <w:b/>
-          <w:bCs/>
-        </w:rPr>
-        <w:t>package.module</w:t>
-      </w:r>
-      <w:proofErr w:type="spellEnd"/>
-      <w:proofErr w:type="gramEnd"/>
-      <w:r>
-        <w:t xml:space="preserve"> must be used to run scripts from the project root, instead of cd-</w:t>
-      </w:r>
-      <w:proofErr w:type="spellStart"/>
-      <w:r>
-        <w:t>ing</w:t>
-      </w:r>
-      <w:proofErr w:type="spellEnd"/>
-      <w:r>
-        <w:t xml:space="preserve"> into subfolders — otherwise sibling package imports (like utils from inside </w:t>
-      </w:r>
-      <w:proofErr w:type="spellStart"/>
-      <w:r>
-        <w:t>github</w:t>
-      </w:r>
-      <w:proofErr w:type="spellEnd"/>
-      <w:r>
-        <w:t xml:space="preserve">/) fail with </w:t>
-      </w:r>
-      <w:proofErr w:type="spellStart"/>
-      <w:r>
-        <w:t>ModuleNotFoundError</w:t>
-      </w:r>
-      <w:proofErr w:type="spellEnd"/>
+        <w:t>python -m package.module</w:t>
+      </w:r>
+      <w:r>
+        <w:t xml:space="preserve"> must be used to run scripts from the project root, instead of cd-ing into subfolders — otherwise sibling package imports (like utils from inside github/) fail with ModuleNotFoundError</w:t>
+      </w:r>
     </w:p>
     <w:p>
       <w:pPr>
@@ -504,23 +273,7 @@
         </w:numPr>
       </w:pPr>
       <w:r>
-        <w:t>Learned the difference between a package installed via pip (</w:t>
-      </w:r>
-      <w:proofErr w:type="spellStart"/>
-      <w:r>
-        <w:t>PyGithub</w:t>
-      </w:r>
-      <w:proofErr w:type="spellEnd"/>
-      <w:r>
-        <w:t xml:space="preserve">) potentially colliding in name with your own local </w:t>
-      </w:r>
-      <w:proofErr w:type="spellStart"/>
-      <w:r>
-        <w:t>github</w:t>
-      </w:r>
-      <w:proofErr w:type="spellEnd"/>
-      <w:r>
-        <w:t>/ folder</w:t>
+        <w:t>Learned the difference between a package installed via pip (PyGithub) potentially colliding in name with your own local github/ folder</w:t>
       </w:r>
     </w:p>
     <w:p>
@@ -550,34 +303,13 @@
         <w:t>Block 2: chunking + embeddings</w:t>
       </w:r>
       <w:r>
-        <w:t xml:space="preserve"> — splitting fetched code into function/class-level chunks (via </w:t>
-      </w:r>
-      <w:proofErr w:type="spellStart"/>
-      <w:r>
-        <w:t>LangChain's</w:t>
-      </w:r>
-      <w:proofErr w:type="spellEnd"/>
-      <w:r>
-        <w:t xml:space="preserve"> code-aware splitter), embedding them with sentence-transformers, and storing them in </w:t>
-      </w:r>
-      <w:proofErr w:type="spellStart"/>
-      <w:r>
-        <w:t>ChromaDB</w:t>
-      </w:r>
-      <w:proofErr w:type="spellEnd"/>
-      <w:r>
-        <w:t xml:space="preserve"> — which lays the groundwork for the hybrid search (BM25 + vector) that makes the "context-aware" part of the reviewer actually work.</w:t>
-      </w:r>
-    </w:p>
-    <w:p>
-      <w:r>
-        <w:t xml:space="preserve">Progress report and explanation of day </w:t>
-      </w:r>
-      <w:proofErr w:type="gramStart"/>
-      <w:r>
-        <w:t>1 :</w:t>
-      </w:r>
-      <w:proofErr w:type="gramEnd"/>
+        <w:t xml:space="preserve"> — splitting fetched code into function/class-level chunks (via LangChain's code-aware splitter), embedding them with sentence-transformers, and storing them in ChromaDB — which lays the groundwork for the hybrid search (BM25 + vector) that makes the "context-aware" part of the reviewer actually work.</w:t>
+      </w:r>
+    </w:p>
+    <w:p>
+      <w:r>
+        <w:t>Progress report and explanation of day 1 :</w:t>
+      </w:r>
     </w:p>
     <w:p>
       <w:pPr>
@@ -601,65 +333,24 @@
     </w:p>
     <w:p>
       <w:r>
-        <w:t xml:space="preserve">from </w:t>
-      </w:r>
-      <w:proofErr w:type="spellStart"/>
-      <w:r>
-        <w:t>dotenv</w:t>
-      </w:r>
-      <w:proofErr w:type="spellEnd"/>
-      <w:r>
-        <w:t xml:space="preserve"> import </w:t>
-      </w:r>
-      <w:proofErr w:type="spellStart"/>
-      <w:r>
-        <w:t>load_dotenv</w:t>
-      </w:r>
-      <w:proofErr w:type="spellEnd"/>
-    </w:p>
-    <w:p>
-      <w:r>
-        <w:t xml:space="preserve">import </w:t>
-      </w:r>
-      <w:proofErr w:type="spellStart"/>
-      <w:r>
-        <w:t>os</w:t>
-      </w:r>
-      <w:proofErr w:type="spellEnd"/>
+        <w:t>from dotenv import load_dotenv</w:t>
+      </w:r>
+    </w:p>
+    <w:p>
+      <w:r>
+        <w:t>import os</w:t>
+      </w:r>
     </w:p>
     <w:p/>
     <w:p>
-      <w:proofErr w:type="spellStart"/>
-      <w:r>
-        <w:t>load_</w:t>
-      </w:r>
-      <w:proofErr w:type="gramStart"/>
-      <w:r>
-        <w:t>dotenv</w:t>
-      </w:r>
-      <w:proofErr w:type="spellEnd"/>
-      <w:r>
-        <w:t>(</w:t>
-      </w:r>
-      <w:proofErr w:type="gramEnd"/>
-      <w:r>
-        <w:t>)</w:t>
+      <w:r>
+        <w:t>load_dotenv()</w:t>
       </w:r>
     </w:p>
     <w:p/>
     <w:p>
       <w:r>
-        <w:t xml:space="preserve">GITHUB_TOKEN = </w:t>
-      </w:r>
-      <w:proofErr w:type="spellStart"/>
-      <w:proofErr w:type="gramStart"/>
-      <w:r>
-        <w:t>os.getenv</w:t>
-      </w:r>
-      <w:proofErr w:type="spellEnd"/>
-      <w:proofErr w:type="gramEnd"/>
-      <w:r>
-        <w:t>("GITHUB_TOKEN")</w:t>
+        <w:t>GITHUB_TOKEN = os.getenv("GITHUB_TOKEN")</w:t>
       </w:r>
     </w:p>
     <w:p>
@@ -669,20 +360,7 @@
     </w:p>
     <w:p>
       <w:r>
-        <w:t xml:space="preserve">    raise </w:t>
-      </w:r>
-      <w:proofErr w:type="spellStart"/>
-      <w:proofErr w:type="gramStart"/>
-      <w:r>
-        <w:t>ValueError</w:t>
-      </w:r>
-      <w:proofErr w:type="spellEnd"/>
-      <w:r>
-        <w:t>(</w:t>
-      </w:r>
-      <w:proofErr w:type="gramEnd"/>
-      <w:r>
-        <w:t>"GITHUB_TOKEN is not set in the environment variables.")</w:t>
+        <w:t xml:space="preserve">    raise ValueError("GITHUB_TOKEN is not set in the environment variables.")</w:t>
       </w:r>
     </w:p>
     <w:p>
@@ -692,39 +370,8 @@
           <w:numId w:val="5"/>
         </w:numPr>
       </w:pPr>
-      <w:proofErr w:type="spellStart"/>
-      <w:r>
-        <w:t>load_</w:t>
-      </w:r>
-      <w:proofErr w:type="gramStart"/>
-      <w:r>
-        <w:t>dotenv</w:t>
-      </w:r>
-      <w:proofErr w:type="spellEnd"/>
-      <w:r>
-        <w:t>(</w:t>
-      </w:r>
-      <w:proofErr w:type="gramEnd"/>
-      <w:r>
-        <w:t xml:space="preserve">) — reads your .env file and loads its key-value pairs into the environment, so </w:t>
-      </w:r>
-      <w:proofErr w:type="spellStart"/>
-      <w:proofErr w:type="gramStart"/>
-      <w:r>
-        <w:t>os.getenv</w:t>
-      </w:r>
-      <w:proofErr w:type="spellEnd"/>
-      <w:proofErr w:type="gramEnd"/>
-      <w:r>
-        <w:t>() can see them. Without this</w:t>
-      </w:r>
-      <w:proofErr w:type="gramStart"/>
-      <w:r>
-        <w:t>, .env</w:t>
-      </w:r>
-      <w:proofErr w:type="gramEnd"/>
-      <w:r>
-        <w:t xml:space="preserve"> values would stay invisible to Python.</w:t>
+      <w:r>
+        <w:t>load_dotenv() — reads your .env file and loads its key-value pairs into the environment, so os.getenv() can see them. Without this, .env values would stay invisible to Python.</w:t>
       </w:r>
     </w:p>
     <w:p>
@@ -734,15 +381,8 @@
           <w:numId w:val="5"/>
         </w:numPr>
       </w:pPr>
-      <w:proofErr w:type="spellStart"/>
-      <w:proofErr w:type="gramStart"/>
-      <w:r>
-        <w:t>os.getenv</w:t>
-      </w:r>
-      <w:proofErr w:type="spellEnd"/>
-      <w:proofErr w:type="gramEnd"/>
-      <w:r>
-        <w:t>("GITHUB_TOKEN") — pulls your personal access token out of the environment. This keeps your secret token out of your actual code — good practice, since you'd never want to commit a real token to GitHub.</w:t>
+      <w:r>
+        <w:t>os.getenv("GITHUB_TOKEN") — pulls your personal access token out of the environment. This keeps your secret token out of your actual code — good practice, since you'd never want to commit a real token to GitHub.</w:t>
       </w:r>
     </w:p>
     <w:p>
@@ -754,15 +394,7 @@
       </w:pPr>
       <w:r>
         <w:lastRenderedPageBreak/>
-        <w:t xml:space="preserve">The if GITHUB_TOKEN is None: check — fails loudly and immediately if the token is missing, rather than letting your code run further and crash confusingly later with a 401 error when it tries to </w:t>
-      </w:r>
-      <w:proofErr w:type="gramStart"/>
-      <w:r>
-        <w:t>actually call</w:t>
-      </w:r>
-      <w:proofErr w:type="gramEnd"/>
-      <w:r>
-        <w:t xml:space="preserve"> GitHub. This is a "fail fast" pattern.</w:t>
+        <w:t>The if GITHUB_TOKEN is None: check — fails loudly and immediately if the token is missing, rather than letting your code run further and crash confusingly later with a 401 error when it tries to actually call GitHub. This is a "fail fast" pattern.</w:t>
       </w:r>
     </w:p>
     <w:p>
@@ -792,50 +424,18 @@
     </w:p>
     <w:p>
       <w:r>
-        <w:t xml:space="preserve">from </w:t>
-      </w:r>
-      <w:proofErr w:type="spellStart"/>
-      <w:r>
-        <w:t>utils.config</w:t>
-      </w:r>
-      <w:proofErr w:type="spellEnd"/>
-      <w:r>
-        <w:t xml:space="preserve"> import GITHUB_TOKEN</w:t>
+        <w:t>from utils.config import GITHUB_TOKEN</w:t>
       </w:r>
     </w:p>
     <w:p/>
     <w:p>
       <w:r>
-        <w:t xml:space="preserve">def </w:t>
-      </w:r>
-      <w:proofErr w:type="spellStart"/>
-      <w:r>
-        <w:t>get_repo_</w:t>
-      </w:r>
-      <w:proofErr w:type="gramStart"/>
-      <w:r>
-        <w:t>tree</w:t>
-      </w:r>
-      <w:proofErr w:type="spellEnd"/>
-      <w:r>
-        <w:t>(</w:t>
-      </w:r>
-      <w:proofErr w:type="gramEnd"/>
-      <w:r>
-        <w:t>owner: str, repo: str, branch: str):</w:t>
-      </w:r>
-    </w:p>
-    <w:p>
-      <w:r>
-        <w:t xml:space="preserve">    </w:t>
-      </w:r>
-      <w:proofErr w:type="spellStart"/>
-      <w:r>
-        <w:t>url</w:t>
-      </w:r>
-      <w:proofErr w:type="spellEnd"/>
-      <w:r>
-        <w:t xml:space="preserve"> = f"https://api.github.com/repos/{owner}/{repo}/git/trees/{branch}"</w:t>
+        <w:t>def get_repo_tree(owner: str, repo: str, branch: str):</w:t>
+      </w:r>
+    </w:p>
+    <w:p>
+      <w:r>
+        <w:t xml:space="preserve">    url = f"https://api.github.com/repos/{owner}/{repo}/git/trees/{branch}"</w:t>
       </w:r>
     </w:p>
     <w:p>
@@ -850,41 +450,17 @@
     </w:p>
     <w:p>
       <w:r>
-        <w:t xml:space="preserve">        'Authorization': </w:t>
-      </w:r>
-      <w:proofErr w:type="spellStart"/>
-      <w:r>
-        <w:t>f'Bearer</w:t>
-      </w:r>
-      <w:proofErr w:type="spellEnd"/>
-      <w:r>
-        <w:t xml:space="preserve"> {GITHUB_TOKEN}',</w:t>
-      </w:r>
-    </w:p>
-    <w:p>
-      <w:r>
-        <w:t xml:space="preserve">        'Accept': 'application/</w:t>
-      </w:r>
-      <w:proofErr w:type="spellStart"/>
-      <w:r>
-        <w:t>vnd.github+json</w:t>
-      </w:r>
-      <w:proofErr w:type="spellEnd"/>
-      <w:r>
-        <w:t>',</w:t>
-      </w:r>
-    </w:p>
-    <w:p>
-      <w:r>
-        <w:t xml:space="preserve">        "X-</w:t>
-      </w:r>
-      <w:proofErr w:type="spellStart"/>
-      <w:r>
-        <w:t>Github</w:t>
-      </w:r>
-      <w:proofErr w:type="spellEnd"/>
-      <w:r>
-        <w:t>-Api-Version": "2022-11-28"</w:t>
+        <w:t xml:space="preserve">        'Authorization': f'Bearer {GITHUB_TOKEN}',</w:t>
+      </w:r>
+    </w:p>
+    <w:p>
+      <w:r>
+        <w:t xml:space="preserve">        'Accept': 'application/vnd.github+json',</w:t>
+      </w:r>
+    </w:p>
+    <w:p>
+      <w:r>
+        <w:t xml:space="preserve">        "X-Github-Api-Version": "2022-11-28"</w:t>
       </w:r>
     </w:p>
     <w:p>
@@ -894,61 +470,17 @@
     </w:p>
     <w:p>
       <w:r>
-        <w:t xml:space="preserve">    response = </w:t>
-      </w:r>
-      <w:proofErr w:type="spellStart"/>
-      <w:proofErr w:type="gramStart"/>
-      <w:r>
-        <w:t>requests.get</w:t>
-      </w:r>
-      <w:proofErr w:type="spellEnd"/>
-      <w:r>
-        <w:t>(</w:t>
-      </w:r>
-      <w:proofErr w:type="spellStart"/>
-      <w:proofErr w:type="gramEnd"/>
-      <w:r>
-        <w:t>url</w:t>
-      </w:r>
-      <w:proofErr w:type="spellEnd"/>
-      <w:r>
-        <w:t>, params=params, headers=HEADERS)</w:t>
-      </w:r>
-    </w:p>
-    <w:p>
-      <w:r>
-        <w:t xml:space="preserve">    if </w:t>
-      </w:r>
-      <w:proofErr w:type="spellStart"/>
-      <w:proofErr w:type="gramStart"/>
-      <w:r>
-        <w:t>response.status</w:t>
-      </w:r>
-      <w:proofErr w:type="gramEnd"/>
-      <w:r>
-        <w:t>_code</w:t>
-      </w:r>
-      <w:proofErr w:type="spellEnd"/>
-      <w:r>
-        <w:t xml:space="preserve"> == 200:</w:t>
-      </w:r>
-    </w:p>
-    <w:p>
-      <w:r>
-        <w:t xml:space="preserve">        return </w:t>
-      </w:r>
-      <w:proofErr w:type="spellStart"/>
-      <w:proofErr w:type="gramStart"/>
-      <w:r>
-        <w:t>response.json</w:t>
-      </w:r>
-      <w:proofErr w:type="spellEnd"/>
-      <w:r>
-        <w:t>()[</w:t>
-      </w:r>
-      <w:proofErr w:type="gramEnd"/>
-      <w:r>
-        <w:t>"tree"]</w:t>
+        <w:t xml:space="preserve">    response = requests.get(url, params=params, headers=HEADERS)</w:t>
+      </w:r>
+    </w:p>
+    <w:p>
+      <w:r>
+        <w:t xml:space="preserve">    if response.status_code == 200:</w:t>
+      </w:r>
+    </w:p>
+    <w:p>
+      <w:r>
+        <w:t xml:space="preserve">        return response.json()["tree"]</w:t>
       </w:r>
     </w:p>
     <w:p>
@@ -958,41 +490,7 @@
     </w:p>
     <w:p>
       <w:r>
-        <w:t xml:space="preserve">        raise </w:t>
-      </w:r>
-      <w:proofErr w:type="gramStart"/>
-      <w:r>
-        <w:t>Exception(</w:t>
-      </w:r>
-      <w:proofErr w:type="spellStart"/>
-      <w:proofErr w:type="gramEnd"/>
-      <w:r>
-        <w:t>f"Failed</w:t>
-      </w:r>
-      <w:proofErr w:type="spellEnd"/>
-      <w:r>
-        <w:t xml:space="preserve"> to get repo tree: {</w:t>
-      </w:r>
-      <w:proofErr w:type="spellStart"/>
-      <w:proofErr w:type="gramStart"/>
-      <w:r>
-        <w:t>response.status</w:t>
-      </w:r>
-      <w:proofErr w:type="gramEnd"/>
-      <w:r>
-        <w:t>_code</w:t>
-      </w:r>
-      <w:proofErr w:type="spellEnd"/>
-      <w:r>
-        <w:t>} - {</w:t>
-      </w:r>
-      <w:proofErr w:type="spellStart"/>
-      <w:r>
-        <w:t>response.text</w:t>
-      </w:r>
-      <w:proofErr w:type="spellEnd"/>
-      <w:r>
-        <w:t>}")</w:t>
+        <w:t xml:space="preserve">        raise Exception(f"Failed to get repo tree: {response.status_code} - {response.text}")</w:t>
       </w:r>
     </w:p>
     <w:p>
@@ -1002,13 +500,8 @@
           <w:numId w:val="6"/>
         </w:numPr>
       </w:pPr>
-      <w:proofErr w:type="spellStart"/>
-      <w:r>
-        <w:t>url</w:t>
-      </w:r>
-      <w:proofErr w:type="spellEnd"/>
-      <w:r>
-        <w:t xml:space="preserve"> — GitHub's endpoint for fetching a repo's file/folder tree, parameterized by owner/repo/branch</w:t>
+      <w:r>
+        <w:t>url — GitHub's endpoint for fetching a repo's file/folder tree, parameterized by owner/repo/branch</w:t>
       </w:r>
     </w:p>
     <w:p>
@@ -1019,15 +512,7 @@
         </w:numPr>
       </w:pPr>
       <w:r>
-        <w:t xml:space="preserve">params = {"recursive": 1} — tells </w:t>
-      </w:r>
-      <w:proofErr w:type="gramStart"/>
-      <w:r>
-        <w:t>GitHub</w:t>
-      </w:r>
-      <w:proofErr w:type="gramEnd"/>
-      <w:r>
-        <w:t xml:space="preserve"> "give me everything, all nested files at every depth, flattened into one list" (you learned this earlier — without it, you'd only get root-level items)</w:t>
+        <w:t>params = {"recursive": 1} — tells GitHub "give me everything, all nested files at every depth, flattened into one list" (you learned this earlier — without it, you'd only get root-level items)</w:t>
       </w:r>
     </w:p>
     <w:p>
@@ -1048,24 +533,9 @@
           <w:numId w:val="6"/>
         </w:numPr>
       </w:pPr>
-      <w:proofErr w:type="spellStart"/>
-      <w:proofErr w:type="gramStart"/>
       <w:r>
         <w:lastRenderedPageBreak/>
-        <w:t>requests.get</w:t>
-      </w:r>
-      <w:proofErr w:type="spellEnd"/>
-      <w:r>
-        <w:t>(</w:t>
-      </w:r>
-      <w:proofErr w:type="spellStart"/>
-      <w:proofErr w:type="gramEnd"/>
-      <w:r>
-        <w:t>url</w:t>
-      </w:r>
-      <w:proofErr w:type="spellEnd"/>
-      <w:r>
-        <w:t>, params=params, headers=HEADERS) — makes the actual HTTP GET request</w:t>
+        <w:t>requests.get(url, params=params, headers=HEADERS) — makes the actual HTTP GET request</w:t>
       </w:r>
     </w:p>
     <w:p>
@@ -1075,18 +545,8 @@
           <w:numId w:val="6"/>
         </w:numPr>
       </w:pPr>
-      <w:proofErr w:type="spellStart"/>
-      <w:proofErr w:type="gramStart"/>
-      <w:r>
-        <w:t>response.status</w:t>
-      </w:r>
-      <w:proofErr w:type="gramEnd"/>
-      <w:r>
-        <w:t>_code</w:t>
-      </w:r>
-      <w:proofErr w:type="spellEnd"/>
-      <w:r>
-        <w:t xml:space="preserve"> == 200 — HTTP 200 means success; anything else (404, 401, etc.) means something went wrong</w:t>
+      <w:r>
+        <w:t>response.status_code == 200 — HTTP 200 means success; anything else (404, 401, etc.) means something went wrong</w:t>
       </w:r>
     </w:p>
     <w:p>
@@ -1096,18 +556,8 @@
           <w:numId w:val="6"/>
         </w:numPr>
       </w:pPr>
-      <w:proofErr w:type="spellStart"/>
-      <w:proofErr w:type="gramStart"/>
-      <w:r>
-        <w:t>response.json</w:t>
-      </w:r>
-      <w:proofErr w:type="spellEnd"/>
-      <w:r>
-        <w:t>()[</w:t>
-      </w:r>
-      <w:proofErr w:type="gramEnd"/>
-      <w:r>
-        <w:t>"tree"] — GitHub returns a JSON object with a "tree" key holding the list of files/folders; this pulls just that list out</w:t>
+      <w:r>
+        <w:t>response.json()["tree"] — GitHub returns a JSON object with a "tree" key holding the list of files/folders; this pulls just that list out</w:t>
       </w:r>
     </w:p>
     <w:p>
@@ -1143,97 +593,18 @@
     </w:p>
     <w:p>
       <w:r>
-        <w:t xml:space="preserve">from </w:t>
-      </w:r>
-      <w:proofErr w:type="spellStart"/>
-      <w:proofErr w:type="gramStart"/>
-      <w:r>
-        <w:t>github.auth</w:t>
-      </w:r>
-      <w:proofErr w:type="spellEnd"/>
-      <w:proofErr w:type="gramEnd"/>
-      <w:r>
-        <w:t xml:space="preserve"> import </w:t>
-      </w:r>
-      <w:proofErr w:type="spellStart"/>
-      <w:r>
-        <w:t>get_repo_tree</w:t>
-      </w:r>
-      <w:proofErr w:type="spellEnd"/>
+        <w:t>from github.auth import get_repo_tree</w:t>
+      </w:r>
     </w:p>
     <w:p/>
     <w:p>
       <w:r>
-        <w:t xml:space="preserve">def </w:t>
-      </w:r>
-      <w:proofErr w:type="spellStart"/>
-      <w:r>
-        <w:t>filter_code_</w:t>
-      </w:r>
-      <w:proofErr w:type="gramStart"/>
-      <w:r>
-        <w:t>files</w:t>
-      </w:r>
-      <w:proofErr w:type="spellEnd"/>
-      <w:r>
-        <w:t>(</w:t>
-      </w:r>
-      <w:proofErr w:type="gramEnd"/>
-      <w:r>
-        <w:t>tree: list[</w:t>
-      </w:r>
-      <w:proofErr w:type="spellStart"/>
-      <w:r>
-        <w:t>dict</w:t>
-      </w:r>
-      <w:proofErr w:type="spellEnd"/>
-      <w:r>
-        <w:t>], extensions: tuple = (".</w:t>
-      </w:r>
-      <w:proofErr w:type="spellStart"/>
-      <w:r>
-        <w:t>py</w:t>
-      </w:r>
-      <w:proofErr w:type="spellEnd"/>
-      <w:r>
-        <w:t>", ".</w:t>
-      </w:r>
-      <w:proofErr w:type="spellStart"/>
-      <w:r>
-        <w:t>js</w:t>
-      </w:r>
-      <w:proofErr w:type="spellEnd"/>
-      <w:r>
-        <w:t>", ".</w:t>
-      </w:r>
-      <w:proofErr w:type="spellStart"/>
-      <w:r>
-        <w:t>ts</w:t>
-      </w:r>
-      <w:proofErr w:type="spellEnd"/>
-      <w:r>
-        <w:t>", ".java")) -&gt; list[</w:t>
-      </w:r>
-      <w:proofErr w:type="spellStart"/>
-      <w:r>
-        <w:t>dict</w:t>
-      </w:r>
-      <w:proofErr w:type="spellEnd"/>
-      <w:r>
-        <w:t>]:</w:t>
-      </w:r>
-    </w:p>
-    <w:p>
-      <w:r>
-        <w:t xml:space="preserve">    </w:t>
-      </w:r>
-      <w:proofErr w:type="spellStart"/>
-      <w:r>
-        <w:t>code_files</w:t>
-      </w:r>
-      <w:proofErr w:type="spellEnd"/>
-      <w:r>
-        <w:t xml:space="preserve"> = []</w:t>
+        <w:t>def filter_code_files(tree: list[dict], extensions: tuple = (".py", ".js", ".ts", ".java")) -&gt; list[dict]:</w:t>
+      </w:r>
+    </w:p>
+    <w:p>
+      <w:r>
+        <w:t xml:space="preserve">    code_files = []</w:t>
       </w:r>
     </w:p>
     <w:p>
@@ -1243,49 +614,18 @@
     </w:p>
     <w:p>
       <w:r>
-        <w:t xml:space="preserve">        if item["type"] == "blob" and item["path"</w:t>
-      </w:r>
-      <w:proofErr w:type="gramStart"/>
-      <w:r>
-        <w:t>].</w:t>
-      </w:r>
-      <w:proofErr w:type="spellStart"/>
-      <w:r>
-        <w:t>endswith</w:t>
-      </w:r>
-      <w:proofErr w:type="spellEnd"/>
-      <w:proofErr w:type="gramEnd"/>
-      <w:r>
-        <w:t>(extensions):</w:t>
-      </w:r>
-    </w:p>
-    <w:p>
-      <w:r>
-        <w:t xml:space="preserve">            </w:t>
-      </w:r>
-      <w:proofErr w:type="spellStart"/>
-      <w:r>
-        <w:t>code_</w:t>
-      </w:r>
-      <w:proofErr w:type="gramStart"/>
-      <w:r>
-        <w:t>files.append</w:t>
-      </w:r>
-      <w:proofErr w:type="spellEnd"/>
-      <w:proofErr w:type="gramEnd"/>
-      <w:r>
-        <w:t>(item)</w:t>
-      </w:r>
-    </w:p>
-    <w:p>
-      <w:r>
-        <w:t xml:space="preserve">    return </w:t>
-      </w:r>
-      <w:proofErr w:type="spellStart"/>
-      <w:r>
-        <w:t>code_files</w:t>
-      </w:r>
-      <w:proofErr w:type="spellEnd"/>
+        <w:t xml:space="preserve">        if item["type"] == "blob" and item["path"].endswith(extensions):</w:t>
+      </w:r>
+    </w:p>
+    <w:p>
+      <w:r>
+        <w:t xml:space="preserve">            code_files.append(item)</w:t>
+      </w:r>
+    </w:p>
+    <w:p>
+      <w:r>
+        <w:t xml:space="preserve">    return code_files</w:t>
+      </w:r>
     </w:p>
     <w:p>
       <w:pPr>
@@ -1337,15 +677,7 @@
         </w:numPr>
       </w:pPr>
       <w:r>
-        <w:t xml:space="preserve">Returns a smaller, cleaned-up list — this is the filtering step that turns "everything in the repo" into "just the code we actually want to </w:t>
-      </w:r>
-      <w:proofErr w:type="spellStart"/>
-      <w:r>
-        <w:t>analyze</w:t>
-      </w:r>
-      <w:proofErr w:type="spellEnd"/>
-      <w:r>
-        <w:t>"</w:t>
+        <w:t>Returns a smaller, cleaned-up list — this is the filtering step that turns "everything in the repo" into "just the code we actually want to analyze"</w:t>
       </w:r>
     </w:p>
     <w:p>
@@ -1364,37 +696,12 @@
       </w:r>
     </w:p>
     <w:p>
-      <w:proofErr w:type="spellStart"/>
       <w:r>
         <w:rPr>
           <w:b/>
           <w:bCs/>
         </w:rPr>
-        <w:t>get_file_</w:t>
-      </w:r>
-      <w:proofErr w:type="gramStart"/>
-      <w:r>
-        <w:rPr>
-          <w:b/>
-          <w:bCs/>
-        </w:rPr>
-        <w:t>content</w:t>
-      </w:r>
-      <w:proofErr w:type="spellEnd"/>
-      <w:r>
-        <w:rPr>
-          <w:b/>
-          <w:bCs/>
-        </w:rPr>
-        <w:t>(</w:t>
-      </w:r>
-      <w:proofErr w:type="gramEnd"/>
-      <w:r>
-        <w:rPr>
-          <w:b/>
-          <w:bCs/>
-        </w:rPr>
-        <w:t>owner, repo, sha)</w:t>
+        <w:t>get_file_content(owner, repo, sha)</w:t>
       </w:r>
       <w:r>
         <w:t xml:space="preserve"> — planned addition to auth.py:</w:t>
@@ -1430,15 +737,7 @@
         <w:t>base64-encoded</w:t>
       </w:r>
       <w:r>
-        <w:t xml:space="preserve"> (a text-safe encoding for binary-</w:t>
-      </w:r>
-      <w:proofErr w:type="spellStart"/>
-      <w:r>
-        <w:t>ish</w:t>
-      </w:r>
-      <w:proofErr w:type="spellEnd"/>
-      <w:r>
-        <w:t xml:space="preserve"> data transport) — base64.b64decode(...).decode("utf-8") reverses that encoding back into readable text</w:t>
+        <w:t xml:space="preserve"> (a text-safe encoding for binary-ish data transport) — base64.b64decode(...).decode("utf-8") reverses that encoding back into readable text</w:t>
       </w:r>
     </w:p>
     <w:p>
@@ -1449,28 +748,12 @@
         </w:numPr>
       </w:pPr>
       <w:r>
-        <w:t xml:space="preserve">This is what </w:t>
-      </w:r>
-      <w:proofErr w:type="gramStart"/>
-      <w:r>
-        <w:t>actually gets</w:t>
-      </w:r>
-      <w:proofErr w:type="gramEnd"/>
-      <w:r>
-        <w:t xml:space="preserve"> you the real source code of each file, not just its metadata (path, sha, type) that the tree gave you</w:t>
-      </w:r>
-    </w:p>
-    <w:p>
-      <w:r>
-        <w:t xml:space="preserve">Once that's confirmed working, the full chain </w:t>
-      </w:r>
-      <w:proofErr w:type="gramStart"/>
-      <w:r>
-        <w:t>is:</w:t>
-      </w:r>
-      <w:proofErr w:type="gramEnd"/>
-      <w:r>
-        <w:t xml:space="preserve"> </w:t>
+        <w:t>This is what actually gets you the real source code of each file, not just its metadata (path, sha, type) that the tree gave you</w:t>
+      </w:r>
+    </w:p>
+    <w:p>
+      <w:r>
+        <w:t xml:space="preserve">Once that's confirmed working, the full chain is: </w:t>
       </w:r>
       <w:r>
         <w:rPr>
@@ -1518,33 +801,7 @@
         <w:t>Confirm the fixes landed</w:t>
       </w:r>
       <w:r>
-        <w:t xml:space="preserve"> — run .</w:t>
-      </w:r>
-      <w:proofErr w:type="spellStart"/>
-      <w:r>
-        <w:t>venv</w:t>
-      </w:r>
-      <w:proofErr w:type="spellEnd"/>
-      <w:r>
-        <w:t xml:space="preserve">\Scripts\python.exe -m pip install </w:t>
-      </w:r>
-      <w:proofErr w:type="spellStart"/>
-      <w:r>
-        <w:t>langchain</w:t>
-      </w:r>
-      <w:proofErr w:type="spellEnd"/>
-      <w:r>
-        <w:t xml:space="preserve">-text-splitters, verify splitter.py shows the corrected import, then python -m </w:t>
-      </w:r>
-      <w:proofErr w:type="spellStart"/>
-      <w:proofErr w:type="gramStart"/>
-      <w:r>
-        <w:t>indexing.splitter</w:t>
-      </w:r>
-      <w:proofErr w:type="spellEnd"/>
-      <w:proofErr w:type="gramEnd"/>
-      <w:r>
-        <w:t xml:space="preserve"> should exit cleanly (no output expected, since it has no __main__ block — that's fine)</w:t>
+        <w:t xml:space="preserve"> — run .venv\Scripts\python.exe -m pip install langchain-text-splitters, verify splitter.py shows the corrected import, then python -m indexing.splitter should exit cleanly (no output expected, since it has no __main__ block — that's fine)</w:t>
       </w:r>
     </w:p>
     <w:p>
@@ -1562,15 +819,7 @@
         <w:t>Run the actual test</w:t>
       </w:r>
       <w:r>
-        <w:t xml:space="preserve"> (tests/test_github.py) that ties Block 1 + </w:t>
-      </w:r>
-      <w:proofErr w:type="spellStart"/>
-      <w:r>
-        <w:t>chunk_code</w:t>
-      </w:r>
-      <w:proofErr w:type="spellEnd"/>
-      <w:r>
-        <w:t xml:space="preserve"> together — fetch tree → filter → fetch content → chunk → print chunk previews. This is the real proof Block 2's chunking works end-to-end.</w:t>
+        <w:t xml:space="preserve"> (tests/test_github.py) that ties Block 1 + chunk_code together — fetch tree → filter → fetch content → chunk → print chunk previews. This is the real proof Block 2's chunking works end-to-end.</w:t>
       </w:r>
     </w:p>
     <w:p>
@@ -1606,15 +855,7 @@
         <w:t>Embeddings</w:t>
       </w:r>
       <w:r>
-        <w:t xml:space="preserve"> — not started yet. Once chunking is confirmed, next is embedding each chunk with sentence-transformers and storing in </w:t>
-      </w:r>
-      <w:proofErr w:type="spellStart"/>
-      <w:r>
-        <w:t>ChromaDB</w:t>
-      </w:r>
-      <w:proofErr w:type="spellEnd"/>
-      <w:r>
-        <w:t xml:space="preserve"> (this was the original Day 2/3 scope — chunking + embeddings together — but you're doing chunking first, which is the right call to isolate bugs).</w:t>
+        <w:t xml:space="preserve"> — not started yet. Once chunking is confirmed, next is embedding each chunk with sentence-transformers and storing in ChromaDB (this was the original Day 2/3 scope — chunking + embeddings together — but you're doing chunking first, which is the right call to isolate bugs).</w:t>
       </w:r>
     </w:p>
     <w:p/>
@@ -1632,32 +873,23 @@
       <w:r>
         <w:t xml:space="preserve">from </w:t>
       </w:r>
-      <w:proofErr w:type="spellStart"/>
       <w:r>
         <w:rPr>
           <w:u w:val="single"/>
         </w:rPr>
         <w:t>langchain_text_splitters</w:t>
       </w:r>
-      <w:proofErr w:type="spellEnd"/>
       <w:r>
         <w:t xml:space="preserve"> import </w:t>
       </w:r>
-      <w:proofErr w:type="spellStart"/>
-      <w:proofErr w:type="gramStart"/>
       <w:r>
         <w:rPr>
           <w:u w:val="single"/>
         </w:rPr>
         <w:t>RecursiveCharacterTextSplitter</w:t>
       </w:r>
-      <w:proofErr w:type="spellEnd"/>
-      <w:r>
-        <w:t xml:space="preserve"> ,</w:t>
-      </w:r>
-      <w:proofErr w:type="gramEnd"/>
-      <w:r>
-        <w:t xml:space="preserve"> </w:t>
+      <w:r>
+        <w:t xml:space="preserve"> , </w:t>
       </w:r>
       <w:r>
         <w:rPr>
@@ -1675,21 +907,8 @@
         <w:t>def</w:t>
       </w:r>
       <w:r>
-        <w:t xml:space="preserve"> </w:t>
-      </w:r>
-      <w:proofErr w:type="spellStart"/>
-      <w:r>
-        <w:t>chunk_</w:t>
-      </w:r>
-      <w:proofErr w:type="gramStart"/>
-      <w:r>
-        <w:t>code</w:t>
-      </w:r>
-      <w:proofErr w:type="spellEnd"/>
-      <w:r>
-        <w:t>(</w:t>
-      </w:r>
-      <w:proofErr w:type="gramEnd"/>
+        <w:t xml:space="preserve"> chunk_code(</w:t>
+      </w:r>
       <w:r>
         <w:rPr>
           <w:i/>
@@ -1709,7 +928,6 @@
       <w:r>
         <w:t xml:space="preserve">, </w:t>
       </w:r>
-      <w:proofErr w:type="spellStart"/>
       <w:r>
         <w:rPr>
           <w:i/>
@@ -1717,7 +935,6 @@
         </w:rPr>
         <w:t>file_path</w:t>
       </w:r>
-      <w:proofErr w:type="spellEnd"/>
       <w:r>
         <w:t xml:space="preserve">: </w:t>
       </w:r>
@@ -1758,223 +975,177 @@
       <w:r>
         <w:t xml:space="preserve">    if </w:t>
       </w:r>
-      <w:proofErr w:type="spellStart"/>
       <w:r>
         <w:rPr>
           <w:i/>
           <w:iCs/>
         </w:rPr>
-        <w:t>file_</w:t>
-      </w:r>
-      <w:proofErr w:type="gramStart"/>
+        <w:t>file_path</w:t>
+      </w:r>
+      <w:r>
+        <w:t>.endswith(".py"):</w:t>
+      </w:r>
+    </w:p>
+    <w:p>
+      <w:r>
+        <w:t xml:space="preserve">        splitter = </w:t>
+      </w:r>
+      <w:r>
+        <w:rPr>
+          <w:u w:val="single"/>
+        </w:rPr>
+        <w:t>RecursiveCharacterTextSplitter</w:t>
+      </w:r>
+      <w:r>
+        <w:t>.from_language(</w:t>
+      </w:r>
+    </w:p>
+    <w:p>
+      <w:r>
+        <w:t xml:space="preserve">            </w:t>
+      </w:r>
       <w:r>
         <w:rPr>
           <w:i/>
           <w:iCs/>
         </w:rPr>
-        <w:t>path</w:t>
-      </w:r>
-      <w:r>
-        <w:t>.endswith</w:t>
-      </w:r>
-      <w:proofErr w:type="spellEnd"/>
-      <w:proofErr w:type="gramEnd"/>
-      <w:r>
-        <w:t>(".</w:t>
-      </w:r>
-      <w:proofErr w:type="spellStart"/>
-      <w:r>
-        <w:t>py</w:t>
-      </w:r>
-      <w:proofErr w:type="spellEnd"/>
-      <w:r>
-        <w:t>"):</w:t>
-      </w:r>
-    </w:p>
-    <w:p>
-      <w:r>
-        <w:t xml:space="preserve">        splitter = </w:t>
-      </w:r>
-      <w:proofErr w:type="spellStart"/>
+        <w:t>language</w:t>
+      </w:r>
+      <w:r>
+        <w:t>=</w:t>
+      </w:r>
       <w:r>
         <w:rPr>
           <w:u w:val="single"/>
         </w:rPr>
-        <w:t>RecursiveCharacterTextSplitter</w:t>
-      </w:r>
-      <w:r>
-        <w:t>.from_</w:t>
-      </w:r>
-      <w:proofErr w:type="gramStart"/>
-      <w:r>
-        <w:t>language</w:t>
-      </w:r>
-      <w:proofErr w:type="spellEnd"/>
-      <w:r>
-        <w:t>(</w:t>
-      </w:r>
-      <w:proofErr w:type="gramEnd"/>
-    </w:p>
-    <w:p>
-      <w:r>
-        <w:t xml:space="preserve">            </w:t>
+        <w:t>Language</w:t>
+      </w:r>
+      <w:r>
+        <w:t xml:space="preserve">.PYTHON, </w:t>
       </w:r>
       <w:r>
         <w:rPr>
           <w:i/>
           <w:iCs/>
         </w:rPr>
-        <w:t>language</w:t>
-      </w:r>
-      <w:r>
-        <w:t>=</w:t>
-      </w:r>
-      <w:proofErr w:type="spellStart"/>
-      <w:r>
-        <w:rPr>
-          <w:u w:val="single"/>
-        </w:rPr>
-        <w:t>Language</w:t>
-      </w:r>
-      <w:r>
-        <w:t>.PYTHON</w:t>
-      </w:r>
-      <w:proofErr w:type="spellEnd"/>
-      <w:r>
-        <w:t xml:space="preserve">, </w:t>
-      </w:r>
-      <w:proofErr w:type="spellStart"/>
+        <w:t>chunk_size</w:t>
+      </w:r>
+      <w:r>
+        <w:t xml:space="preserve">=500, </w:t>
+      </w:r>
       <w:r>
         <w:rPr>
           <w:i/>
           <w:iCs/>
         </w:rPr>
-        <w:t>chunk_size</w:t>
-      </w:r>
-      <w:proofErr w:type="spellEnd"/>
-      <w:r>
-        <w:t xml:space="preserve">=500, </w:t>
-      </w:r>
-      <w:proofErr w:type="spellStart"/>
+        <w:t>chunk_overlap</w:t>
+      </w:r>
+      <w:r>
+        <w:t>=50</w:t>
+      </w:r>
+    </w:p>
+    <w:p>
+      <w:r>
+        <w:t>        )</w:t>
+      </w:r>
+    </w:p>
+    <w:p>
+      <w:r>
+        <w:lastRenderedPageBreak/>
+        <w:t xml:space="preserve">    elif </w:t>
+      </w:r>
       <w:r>
         <w:rPr>
           <w:i/>
           <w:iCs/>
         </w:rPr>
-        <w:t>chunk_overlap</w:t>
-      </w:r>
-      <w:proofErr w:type="spellEnd"/>
-      <w:r>
-        <w:t>=50</w:t>
-      </w:r>
-    </w:p>
-    <w:p>
-      <w:r>
-        <w:t>        )</w:t>
-      </w:r>
-    </w:p>
-    <w:p>
-      <w:r>
-        <w:lastRenderedPageBreak/>
-        <w:t xml:space="preserve">    </w:t>
-      </w:r>
-      <w:proofErr w:type="spellStart"/>
-      <w:r>
-        <w:t>elif</w:t>
-      </w:r>
-      <w:proofErr w:type="spellEnd"/>
-      <w:r>
-        <w:t xml:space="preserve"> </w:t>
-      </w:r>
-      <w:proofErr w:type="spellStart"/>
+        <w:t>file_path</w:t>
+      </w:r>
+      <w:r>
+        <w:t>.endswith((".js", ".ts")):</w:t>
+      </w:r>
+    </w:p>
+    <w:p>
+      <w:r>
+        <w:t xml:space="preserve">        splitter = </w:t>
+      </w:r>
+      <w:r>
+        <w:rPr>
+          <w:u w:val="single"/>
+        </w:rPr>
+        <w:t>RecursiveCharacterTextSplitter</w:t>
+      </w:r>
+      <w:r>
+        <w:t>.from_language(</w:t>
+      </w:r>
+    </w:p>
+    <w:p>
+      <w:r>
+        <w:t xml:space="preserve">            </w:t>
+      </w:r>
       <w:r>
         <w:rPr>
           <w:i/>
           <w:iCs/>
         </w:rPr>
-        <w:t>file_</w:t>
-      </w:r>
-      <w:proofErr w:type="gramStart"/>
+        <w:t>language</w:t>
+      </w:r>
+      <w:r>
+        <w:t>=</w:t>
+      </w:r>
+      <w:r>
+        <w:rPr>
+          <w:u w:val="single"/>
+        </w:rPr>
+        <w:t>Language</w:t>
+      </w:r>
+      <w:r>
+        <w:t xml:space="preserve">.JS, </w:t>
+      </w:r>
       <w:r>
         <w:rPr>
           <w:i/>
           <w:iCs/>
         </w:rPr>
-        <w:t>path</w:t>
-      </w:r>
-      <w:r>
-        <w:t>.endswith</w:t>
-      </w:r>
-      <w:proofErr w:type="spellEnd"/>
-      <w:proofErr w:type="gramEnd"/>
-      <w:r>
-        <w:t>((".</w:t>
-      </w:r>
-      <w:proofErr w:type="spellStart"/>
-      <w:r>
-        <w:t>js</w:t>
-      </w:r>
-      <w:proofErr w:type="spellEnd"/>
-      <w:r>
-        <w:t>", ".</w:t>
-      </w:r>
-      <w:proofErr w:type="spellStart"/>
-      <w:r>
-        <w:t>ts</w:t>
-      </w:r>
-      <w:proofErr w:type="spellEnd"/>
-      <w:r>
-        <w:t>")):</w:t>
-      </w:r>
-    </w:p>
-    <w:p>
-      <w:r>
-        <w:t xml:space="preserve">        splitter = </w:t>
-      </w:r>
-      <w:proofErr w:type="spellStart"/>
-      <w:r>
-        <w:rPr>
-          <w:u w:val="single"/>
-        </w:rPr>
-        <w:t>RecursiveCharacterTextSplitter</w:t>
-      </w:r>
-      <w:r>
-        <w:t>.from_</w:t>
-      </w:r>
-      <w:proofErr w:type="gramStart"/>
-      <w:r>
-        <w:t>language</w:t>
-      </w:r>
-      <w:proofErr w:type="spellEnd"/>
-      <w:r>
-        <w:t>(</w:t>
-      </w:r>
-      <w:proofErr w:type="gramEnd"/>
-    </w:p>
-    <w:p>
-      <w:r>
-        <w:t xml:space="preserve">            </w:t>
+        <w:t>chunk_size</w:t>
+      </w:r>
+      <w:r>
+        <w:t xml:space="preserve">=500, </w:t>
       </w:r>
       <w:r>
         <w:rPr>
           <w:i/>
           <w:iCs/>
         </w:rPr>
-        <w:t>language</w:t>
-      </w:r>
-      <w:r>
-        <w:t>=</w:t>
+        <w:t>chunk_overlap</w:t>
+      </w:r>
+      <w:r>
+        <w:t>=50</w:t>
+      </w:r>
+    </w:p>
+    <w:p>
+      <w:r>
+        <w:t>        )</w:t>
+      </w:r>
+    </w:p>
+    <w:p>
+      <w:r>
+        <w:t>    else:</w:t>
+      </w:r>
+    </w:p>
+    <w:p>
+      <w:r>
+        <w:t xml:space="preserve">        splitter = </w:t>
       </w:r>
       <w:r>
         <w:rPr>
           <w:u w:val="single"/>
         </w:rPr>
-        <w:t>Language</w:t>
-      </w:r>
-      <w:r>
-        <w:t xml:space="preserve">.JS, </w:t>
-      </w:r>
-      <w:proofErr w:type="spellStart"/>
+        <w:t>RecursiveCharacterTextSplitter</w:t>
+      </w:r>
+      <w:r>
+        <w:t>(</w:t>
+      </w:r>
       <w:r>
         <w:rPr>
           <w:i/>
@@ -1982,11 +1153,9 @@
         </w:rPr>
         <w:t>chunk_size</w:t>
       </w:r>
-      <w:proofErr w:type="spellEnd"/>
       <w:r>
         <w:t xml:space="preserve">=500, </w:t>
       </w:r>
-      <w:proofErr w:type="spellStart"/>
       <w:r>
         <w:rPr>
           <w:i/>
@@ -1994,463 +1163,1153 @@
         </w:rPr>
         <w:t>chunk_overlap</w:t>
       </w:r>
-      <w:proofErr w:type="spellEnd"/>
-      <w:r>
-        <w:t>=50</w:t>
-      </w:r>
-    </w:p>
-    <w:p>
-      <w:r>
-        <w:t>        )</w:t>
-      </w:r>
-    </w:p>
-    <w:p>
-      <w:r>
-        <w:t>    else:</w:t>
-      </w:r>
-    </w:p>
-    <w:p>
-      <w:r>
-        <w:t xml:space="preserve">        splitter = </w:t>
-      </w:r>
-      <w:proofErr w:type="spellStart"/>
-      <w:proofErr w:type="gramStart"/>
-      <w:r>
-        <w:rPr>
-          <w:u w:val="single"/>
-        </w:rPr>
-        <w:t>RecursiveCharacterTextSplitter</w:t>
-      </w:r>
-      <w:proofErr w:type="spellEnd"/>
-      <w:r>
-        <w:t>(</w:t>
-      </w:r>
-      <w:proofErr w:type="spellStart"/>
-      <w:proofErr w:type="gramEnd"/>
+      <w:r>
+        <w:t>=50)</w:t>
+      </w:r>
+    </w:p>
+    <w:p/>
+    <w:p>
+      <w:r>
+        <w:t>    chunks = splitter.split_text(</w:t>
+      </w:r>
       <w:r>
         <w:rPr>
           <w:i/>
           <w:iCs/>
         </w:rPr>
-        <w:t>chunk_size</w:t>
-      </w:r>
-      <w:proofErr w:type="spellEnd"/>
-      <w:r>
-        <w:t xml:space="preserve">=500, </w:t>
-      </w:r>
-      <w:proofErr w:type="spellStart"/>
+        <w:t>content</w:t>
+      </w:r>
+      <w:r>
+        <w:t>)</w:t>
+      </w:r>
+    </w:p>
+    <w:p>
+      <w:r>
+        <w:t>    return chunks</w:t>
+      </w:r>
+    </w:p>
+    <w:p>
+      <w:r>
+        <w:t>for testing this executed properly ,in tests/test_github.py:</w:t>
+      </w:r>
+    </w:p>
+    <w:p>
+      <w:r>
+        <w:t xml:space="preserve">from </w:t>
+      </w:r>
+      <w:r>
+        <w:rPr>
+          <w:u w:val="single"/>
+        </w:rPr>
+        <w:t>github</w:t>
+      </w:r>
+      <w:r>
+        <w:t>.</w:t>
+      </w:r>
+      <w:r>
+        <w:rPr>
+          <w:u w:val="single"/>
+        </w:rPr>
+        <w:t>auth</w:t>
+      </w:r>
+      <w:r>
+        <w:t xml:space="preserve"> import get_repo_tree, get_file_content</w:t>
+      </w:r>
+    </w:p>
+    <w:p>
+      <w:r>
+        <w:t xml:space="preserve">from </w:t>
+      </w:r>
+      <w:r>
+        <w:rPr>
+          <w:u w:val="single"/>
+        </w:rPr>
+        <w:t>github</w:t>
+      </w:r>
+      <w:r>
+        <w:t>.</w:t>
+      </w:r>
+      <w:r>
+        <w:rPr>
+          <w:u w:val="single"/>
+        </w:rPr>
+        <w:t>repo</w:t>
+      </w:r>
+      <w:r>
+        <w:t xml:space="preserve"> import filter_code_files</w:t>
+      </w:r>
+    </w:p>
+    <w:p>
+      <w:r>
+        <w:t xml:space="preserve">from </w:t>
+      </w:r>
+      <w:r>
+        <w:rPr>
+          <w:u w:val="single"/>
+        </w:rPr>
+        <w:t>indexing</w:t>
+      </w:r>
+      <w:r>
+        <w:t>.</w:t>
+      </w:r>
+      <w:r>
+        <w:rPr>
+          <w:u w:val="single"/>
+        </w:rPr>
+        <w:t>splitter</w:t>
+      </w:r>
+      <w:r>
+        <w:t xml:space="preserve"> import chunk_code</w:t>
+      </w:r>
+    </w:p>
+    <w:p/>
+    <w:p>
+      <w:r>
+        <w:t>if __name__ == "__main__":</w:t>
+      </w:r>
+    </w:p>
+    <w:p>
+      <w:r>
+        <w:t>    tree = get_repo_tree("Suvekshyajha", "small_python-project", "main")</w:t>
+      </w:r>
+    </w:p>
+    <w:p>
+      <w:r>
+        <w:t>    code_files = filter_code_files(tree)</w:t>
+      </w:r>
+    </w:p>
+    <w:p/>
+    <w:p>
+      <w:r>
+        <w:t>    for file in code_files:</w:t>
+      </w:r>
+    </w:p>
+    <w:p>
+      <w:r>
+        <w:t>        content = get_file_content("Suvekshyajha", "small_python-project", file["sha"])</w:t>
+      </w:r>
+    </w:p>
+    <w:p>
+      <w:r>
+        <w:t>        chunks = chunk_code(content, file["path"])</w:t>
+      </w:r>
+    </w:p>
+    <w:p>
+      <w:r>
+        <w:t>        print(</w:t>
+      </w:r>
       <w:r>
         <w:rPr>
           <w:i/>
           <w:iCs/>
         </w:rPr>
-        <w:t>chunk_overlap</w:t>
-      </w:r>
-      <w:proofErr w:type="spellEnd"/>
-      <w:r>
-        <w:t>=50)</w:t>
-      </w:r>
-    </w:p>
-    <w:p/>
-    <w:p>
-      <w:r>
-        <w:t xml:space="preserve">    chunks = </w:t>
-      </w:r>
-      <w:proofErr w:type="spellStart"/>
-      <w:proofErr w:type="gramStart"/>
-      <w:r>
-        <w:t>splitter.split</w:t>
-      </w:r>
-      <w:proofErr w:type="gramEnd"/>
-      <w:r>
-        <w:t>_text</w:t>
-      </w:r>
-      <w:proofErr w:type="spellEnd"/>
-      <w:r>
-        <w:t>(</w:t>
+        <w:t>f</w:t>
+      </w:r>
+      <w:r>
+        <w:t>"--- {file['path']} ({len(chunks)} chunks) ---")</w:t>
+      </w:r>
+    </w:p>
+    <w:p>
+      <w:r>
+        <w:t xml:space="preserve">        for i, chunk in </w:t>
+      </w:r>
+      <w:r>
+        <w:rPr>
+          <w:u w:val="single"/>
+        </w:rPr>
+        <w:t>enumerate</w:t>
+      </w:r>
+      <w:r>
+        <w:t>(chunks):</w:t>
+      </w:r>
+    </w:p>
+    <w:p>
+      <w:r>
+        <w:t>            print(</w:t>
       </w:r>
       <w:r>
         <w:rPr>
           <w:i/>
           <w:iCs/>
         </w:rPr>
-        <w:t>content</w:t>
-      </w:r>
-      <w:r>
-        <w:t>)</w:t>
-      </w:r>
-    </w:p>
-    <w:p>
-      <w:r>
-        <w:t>    return chunks</w:t>
-      </w:r>
-    </w:p>
-    <w:p>
-      <w:r>
-        <w:t xml:space="preserve">for testing this executed </w:t>
-      </w:r>
-      <w:proofErr w:type="gramStart"/>
-      <w:r>
-        <w:t>properly ,in</w:t>
-      </w:r>
-      <w:proofErr w:type="gramEnd"/>
-      <w:r>
-        <w:t xml:space="preserve"> tests/test_github.py:</w:t>
-      </w:r>
-    </w:p>
-    <w:p>
-      <w:r>
-        <w:t xml:space="preserve">from </w:t>
-      </w:r>
-      <w:proofErr w:type="spellStart"/>
-      <w:proofErr w:type="gramStart"/>
-      <w:r>
-        <w:rPr>
-          <w:u w:val="single"/>
-        </w:rPr>
-        <w:t>github</w:t>
-      </w:r>
-      <w:r>
-        <w:t>.</w:t>
-      </w:r>
-      <w:r>
-        <w:rPr>
-          <w:u w:val="single"/>
-        </w:rPr>
-        <w:t>auth</w:t>
-      </w:r>
-      <w:proofErr w:type="spellEnd"/>
-      <w:proofErr w:type="gramEnd"/>
-      <w:r>
-        <w:t xml:space="preserve"> import </w:t>
-      </w:r>
-      <w:proofErr w:type="spellStart"/>
-      <w:r>
-        <w:t>get_repo_tree</w:t>
-      </w:r>
-      <w:proofErr w:type="spellEnd"/>
-      <w:r>
-        <w:t xml:space="preserve">, </w:t>
-      </w:r>
-      <w:proofErr w:type="spellStart"/>
-      <w:r>
-        <w:t>get_file_content</w:t>
-      </w:r>
-      <w:proofErr w:type="spellEnd"/>
-    </w:p>
-    <w:p>
-      <w:r>
-        <w:t xml:space="preserve">from </w:t>
-      </w:r>
-      <w:proofErr w:type="spellStart"/>
-      <w:proofErr w:type="gramStart"/>
-      <w:r>
-        <w:rPr>
-          <w:u w:val="single"/>
-        </w:rPr>
-        <w:t>github</w:t>
-      </w:r>
-      <w:r>
-        <w:t>.</w:t>
-      </w:r>
-      <w:r>
-        <w:rPr>
-          <w:u w:val="single"/>
-        </w:rPr>
-        <w:t>repo</w:t>
-      </w:r>
-      <w:proofErr w:type="spellEnd"/>
-      <w:proofErr w:type="gramEnd"/>
-      <w:r>
-        <w:t xml:space="preserve"> import </w:t>
-      </w:r>
-      <w:proofErr w:type="spellStart"/>
-      <w:r>
-        <w:t>filter_code_files</w:t>
-      </w:r>
-      <w:proofErr w:type="spellEnd"/>
-    </w:p>
-    <w:p>
-      <w:r>
-        <w:t xml:space="preserve">from </w:t>
-      </w:r>
-      <w:proofErr w:type="spellStart"/>
-      <w:proofErr w:type="gramStart"/>
-      <w:r>
-        <w:rPr>
-          <w:u w:val="single"/>
-        </w:rPr>
-        <w:t>indexing</w:t>
-      </w:r>
-      <w:r>
-        <w:t>.</w:t>
-      </w:r>
-      <w:r>
-        <w:rPr>
-          <w:u w:val="single"/>
-        </w:rPr>
-        <w:t>splitter</w:t>
-      </w:r>
-      <w:proofErr w:type="spellEnd"/>
-      <w:proofErr w:type="gramEnd"/>
-      <w:r>
-        <w:t xml:space="preserve"> import </w:t>
-      </w:r>
-      <w:proofErr w:type="spellStart"/>
-      <w:r>
-        <w:t>chunk_code</w:t>
-      </w:r>
-      <w:proofErr w:type="spellEnd"/>
+        <w:t>f</w:t>
+      </w:r>
+      <w:r>
+        <w:t>"Chunk {i}: {chunk[:100]}...")</w:t>
+      </w:r>
+    </w:p>
+    <w:p>
+      <w:r>
+        <w:t>        print()</w:t>
+      </w:r>
+    </w:p>
+    <w:p>
+      <w:r>
+        <w:t xml:space="preserve">then </w:t>
+      </w:r>
+    </w:p>
+    <w:p>
+      <w:r>
+        <w:t>embeddings:</w:t>
+      </w:r>
+    </w:p>
+    <w:p>
+      <w:r>
+        <w:lastRenderedPageBreak/>
+        <w:t xml:space="preserve">bm25.py,loader.py,retriever.py,embedding.py,vectordb.py then for hybrid seerch(bm25+vectordb) used retriever.py and tested in tests/test_retriever and for embedding testing ,test_indexing </w:t>
+      </w:r>
     </w:p>
     <w:p/>
     <w:p>
       <w:r>
+        <w:t>for block 3:</w:t>
+      </w:r>
+    </w:p>
+    <w:p>
+      <w:r>
+        <w:t>What should the agent do with the PR review?Catch bugs/errors, Suggest improvements, Detect cross-file impact, Flag convention mismatches</w:t>
+      </w:r>
+    </w:p>
+    <w:p>
+      <w:r>
+        <w:t>How should the review be output?in fastapi frontend(i will create later) give plain txt summary and then post as github pr comment as well</w:t>
+      </w:r>
+    </w:p>
+    <w:p>
+      <w:r>
+        <w:t>Perfect. So the agent needs to do all four review tasks and output to both FastAPI and GitHub. Here's how the LangGraph will be structured before we write any code:</w:t>
+      </w:r>
+    </w:p>
+    <w:p>
+      <w:r>
+        <w:t>Graph flow:</w:t>
+      </w:r>
+    </w:p>
+    <w:p/>
+    <w:p>
+      <w:r>
+        <w:t>[START]</w:t>
+      </w:r>
+    </w:p>
+    <w:p>
+      <w:r>
+        <w:t xml:space="preserve">   ↓</w:t>
+      </w:r>
+    </w:p>
+    <w:p>
+      <w:r>
+        <w:t>[fetch_pr_diff]        ← gets the PR diff from GitHub API</w:t>
+      </w:r>
+    </w:p>
+    <w:p>
+      <w:r>
+        <w:t xml:space="preserve">   ↓</w:t>
+      </w:r>
+    </w:p>
+    <w:p>
+      <w:r>
+        <w:t>[retrieve_context]     ← hybrid retriever finds relevant codebase chunks</w:t>
+      </w:r>
+    </w:p>
+    <w:p>
+      <w:r>
+        <w:t xml:space="preserve">   ↓</w:t>
+      </w:r>
+    </w:p>
+    <w:p>
+      <w:r>
+        <w:t>[review_pr]            ← Groq LLM reviews diff + context, produces structured review</w:t>
+      </w:r>
+    </w:p>
+    <w:p>
+      <w:r>
+        <w:t xml:space="preserve">   ↓</w:t>
+      </w:r>
+    </w:p>
+    <w:p>
+      <w:r>
+        <w:t>[post_comment]         ← posts plain text summary to GitHub PR comment</w:t>
+      </w:r>
+    </w:p>
+    <w:p>
+      <w:r>
+        <w:t xml:space="preserve">   ↓</w:t>
+      </w:r>
+    </w:p>
+    <w:p>
+      <w:r>
+        <w:t>[END]</w:t>
+      </w:r>
+    </w:p>
+    <w:p>
+      <w:r>
+        <w:rPr>
+          <w:b/>
+          <w:bCs/>
+        </w:rPr>
+        <w:t>State</w:t>
+      </w:r>
+      <w:r>
+        <w:t> passed between nodes:</w:t>
+      </w:r>
+    </w:p>
+    <w:p>
+      <w:r>
+        <w:t>python</w:t>
+      </w:r>
+    </w:p>
+    <w:p>
+      <w:r>
+        <w:t>{</w:t>
+      </w:r>
+    </w:p>
+    <w:p>
+      <w:r>
+        <w:t xml:space="preserve">  "owner": str,</w:t>
+      </w:r>
+    </w:p>
+    <w:p>
+      <w:r>
+        <w:t xml:space="preserve">  "repo": str,</w:t>
+      </w:r>
+    </w:p>
+    <w:p>
+      <w:r>
+        <w:lastRenderedPageBreak/>
+        <w:t xml:space="preserve">  "pr_number": int,</w:t>
+      </w:r>
+    </w:p>
+    <w:p>
+      <w:r>
+        <w:t xml:space="preserve">  "diff": str,</w:t>
+      </w:r>
+    </w:p>
+    <w:p>
+      <w:r>
+        <w:t xml:space="preserve">  "context_chunks": list[dict],</w:t>
+      </w:r>
+    </w:p>
+    <w:p>
+      <w:r>
+        <w:t xml:space="preserve">  "review": str,        # plain text summary</w:t>
+      </w:r>
+    </w:p>
+    <w:p>
+      <w:r>
+        <w:t>}</w:t>
+      </w:r>
+    </w:p>
+    <w:p>
+      <w:r>
+        <w:rPr>
+          <w:b/>
+          <w:bCs/>
+        </w:rPr>
+        <w:t>github/pull_request.py</w:t>
+      </w:r>
+    </w:p>
+    <w:p>
+      <w:r>
+        <w:t>python</w:t>
+      </w:r>
+    </w:p>
+    <w:p>
+      <w:r>
+        <w:t>import requests</w:t>
+      </w:r>
+    </w:p>
+    <w:p>
+      <w:r>
+        <w:t>from utils.config import GITHUB_TOKEN</w:t>
+      </w:r>
+    </w:p>
+    <w:p/>
+    <w:p>
+      <w:r>
+        <w:t>HEADERS = {</w:t>
+      </w:r>
+    </w:p>
+    <w:p>
+      <w:r>
+        <w:t xml:space="preserve">    "Authorization": f"Bearer {GITHUB_TOKEN}",</w:t>
+      </w:r>
+    </w:p>
+    <w:p>
+      <w:r>
+        <w:t xml:space="preserve">    "Accept": "application/vnd.github+json",</w:t>
+      </w:r>
+    </w:p>
+    <w:p>
+      <w:r>
+        <w:t xml:space="preserve">    "X-GitHub-Api-Version": "2022-11-28"</w:t>
+      </w:r>
+    </w:p>
+    <w:p>
+      <w:r>
+        <w:t>}</w:t>
+      </w:r>
+    </w:p>
+    <w:p/>
+    <w:p>
+      <w:r>
+        <w:t>def get_pr_diff(owner: str, repo: str, pr_number: int) -&gt; str:</w:t>
+      </w:r>
+    </w:p>
+    <w:p>
+      <w:r>
+        <w:t xml:space="preserve">    url = f"https://api.github.com/repos/{owner}/{repo}/pulls/{pr_number}"</w:t>
+      </w:r>
+    </w:p>
+    <w:p>
+      <w:r>
+        <w:t xml:space="preserve">    response = requests.get(url, headers={**HEADERS, "Accept": "application/vnd.github.v3.diff"})</w:t>
+      </w:r>
+    </w:p>
+    <w:p>
+      <w:r>
+        <w:t xml:space="preserve">    if response.status_code == 200:</w:t>
+      </w:r>
+    </w:p>
+    <w:p>
+      <w:r>
+        <w:t xml:space="preserve">        return response.text</w:t>
+      </w:r>
+    </w:p>
+    <w:p>
+      <w:r>
+        <w:t xml:space="preserve">    raise Exception(f"Failed to get PR diff: {response.status_code} - {response.text}")</w:t>
+      </w:r>
+    </w:p>
+    <w:p/>
+    <w:p>
+      <w:r>
+        <w:t>def post_pr_comment(owner: str, repo: str, pr_number: int, body: str) -&gt; dict:</w:t>
+      </w:r>
+    </w:p>
+    <w:p>
+      <w:r>
+        <w:t xml:space="preserve">    url = f"https://api.github.com/repos/{owner}/{repo}/issues/{pr_number}/comments"</w:t>
+      </w:r>
+    </w:p>
+    <w:p>
+      <w:r>
+        <w:t xml:space="preserve">    response = requests.post(url, headers=HEADERS, json={"body": body})</w:t>
+      </w:r>
+    </w:p>
+    <w:p>
+      <w:r>
+        <w:t xml:space="preserve">    if response.status_code == 201:</w:t>
+      </w:r>
+    </w:p>
+    <w:p>
+      <w:r>
+        <w:lastRenderedPageBreak/>
+        <w:t xml:space="preserve">        return response.json()</w:t>
+      </w:r>
+    </w:p>
+    <w:p>
+      <w:r>
+        <w:t xml:space="preserve">    raise Exception(f"Failed to post comment: {response.status_code} - {response.text}")</w:t>
+      </w:r>
+    </w:p>
+    <w:p>
+      <w:r>
+        <w:pict w14:anchorId="29ECD537">
+          <v:rect id="_x0000_i1049" style="width:0;height:1.5pt" o:hralign="center" o:hrstd="t" o:hr="t" fillcolor="#a0a0a0" stroked="f"/>
+        </w:pict>
+      </w:r>
+    </w:p>
+    <w:p>
+      <w:r>
+        <w:rPr>
+          <w:b/>
+          <w:bCs/>
+        </w:rPr>
+        <w:t>graph/state.py</w:t>
+      </w:r>
+    </w:p>
+    <w:p>
+      <w:r>
+        <w:t>python</w:t>
+      </w:r>
+    </w:p>
+    <w:p>
+      <w:r>
+        <w:t>from typing import TypedDict</w:t>
+      </w:r>
+    </w:p>
+    <w:p/>
+    <w:p>
+      <w:r>
+        <w:t>class PRReviewState(TypedDict):</w:t>
+      </w:r>
+    </w:p>
+    <w:p>
+      <w:r>
+        <w:t xml:space="preserve">    owner: str</w:t>
+      </w:r>
+    </w:p>
+    <w:p>
+      <w:r>
+        <w:t xml:space="preserve">    repo: str</w:t>
+      </w:r>
+    </w:p>
+    <w:p>
+      <w:r>
+        <w:t xml:space="preserve">    pr_number: int</w:t>
+      </w:r>
+    </w:p>
+    <w:p>
+      <w:r>
+        <w:t xml:space="preserve">    diff: str</w:t>
+      </w:r>
+    </w:p>
+    <w:p>
+      <w:r>
+        <w:t xml:space="preserve">    context_chunks: list[dict]</w:t>
+      </w:r>
+    </w:p>
+    <w:p>
+      <w:r>
+        <w:t xml:space="preserve">    review: str</w:t>
+      </w:r>
+    </w:p>
+    <w:p>
+      <w:r>
+        <w:pict w14:anchorId="7DBC78D1">
+          <v:rect id="_x0000_i1050" style="width:0;height:1.5pt" o:hralign="center" o:hrstd="t" o:hr="t" fillcolor="#a0a0a0" stroked="f"/>
+        </w:pict>
+      </w:r>
+    </w:p>
+    <w:p>
+      <w:r>
+        <w:rPr>
+          <w:b/>
+          <w:bCs/>
+        </w:rPr>
+        <w:t>graph/nodes.py</w:t>
+      </w:r>
+    </w:p>
+    <w:p>
+      <w:r>
+        <w:t>python</w:t>
+      </w:r>
+    </w:p>
+    <w:p>
+      <w:r>
+        <w:t>from github.pull_request import get_pr_diff, post_pr_comment</w:t>
+      </w:r>
+    </w:p>
+    <w:p>
+      <w:r>
+        <w:t>from indexing.retriever import HybridRetriever</w:t>
+      </w:r>
+    </w:p>
+    <w:p>
+      <w:r>
+        <w:t>from groq import Groq</w:t>
+      </w:r>
+    </w:p>
+    <w:p>
+      <w:r>
+        <w:t>from utils.config import GROQ_API_KEY</w:t>
+      </w:r>
+    </w:p>
+    <w:p>
+      <w:r>
+        <w:t>from graph.state import PRReviewState</w:t>
+      </w:r>
+    </w:p>
+    <w:p/>
+    <w:p>
+      <w:r>
+        <w:t>client = Groq(api_key=GROQ_API_KEY)</w:t>
+      </w:r>
+    </w:p>
+    <w:p/>
+    <w:p>
+      <w:r>
+        <w:t>REVIEW_PROMPT = """You are an expert code reviewer. You will be given:</w:t>
+      </w:r>
+    </w:p>
+    <w:p>
+      <w:r>
+        <w:t>1. A PR diff showing what changed</w:t>
+      </w:r>
+    </w:p>
+    <w:p>
+      <w:r>
+        <w:t>2. Relevant context chunks from the existing codebase</w:t>
+      </w:r>
+    </w:p>
+    <w:p/>
+    <w:p>
+      <w:r>
+        <w:t>Your job is to review the PR and provide feedback on:</w:t>
+      </w:r>
+    </w:p>
+    <w:p>
+      <w:r>
+        <w:t>- Bugs or errors introduced</w:t>
+      </w:r>
+    </w:p>
+    <w:p>
+      <w:r>
+        <w:t>- Suggested improvements</w:t>
+      </w:r>
+    </w:p>
+    <w:p>
+      <w:r>
+        <w:t>- Cross-file impact (does this change break or affect other parts of the codebase?)</w:t>
+      </w:r>
+    </w:p>
+    <w:p>
+      <w:r>
+        <w:t>- Convention mismatches (does this follow the existing code style/patterns?)</w:t>
+      </w:r>
+    </w:p>
+    <w:p/>
+    <w:p>
+      <w:r>
+        <w:t>Be specific, reference line numbers from the diff where possible.</w:t>
+      </w:r>
+    </w:p>
+    <w:p/>
+    <w:p>
+      <w:r>
+        <w:t>PR Diff:</w:t>
+      </w:r>
+    </w:p>
+    <w:p>
+      <w:r>
+        <w:t>{diff}</w:t>
+      </w:r>
+    </w:p>
+    <w:p/>
+    <w:p>
+      <w:r>
+        <w:t>Relevant Codebase Context:</w:t>
+      </w:r>
+    </w:p>
+    <w:p>
+      <w:r>
+        <w:t>{context}</w:t>
+      </w:r>
+    </w:p>
+    <w:p/>
+    <w:p>
+      <w:r>
+        <w:t>Provide a clear, structured plain text review."""</w:t>
+      </w:r>
+    </w:p>
+    <w:p/>
+    <w:p/>
+    <w:p>
+      <w:r>
+        <w:t>def fetch_diff(state: PRReviewState) -&gt; PRReviewState:</w:t>
+      </w:r>
+    </w:p>
+    <w:p>
+      <w:r>
+        <w:t xml:space="preserve">    diff = get_pr_diff(state["owner"], state["repo"], state["pr_number"])</w:t>
+      </w:r>
+    </w:p>
+    <w:p>
+      <w:r>
+        <w:t xml:space="preserve">    return {**state, "diff": diff}</w:t>
+      </w:r>
+    </w:p>
+    <w:p/>
+    <w:p/>
+    <w:p>
+      <w:r>
+        <w:t>def retrieve_context(state: PRReviewState, retriever: HybridRetriever) -&gt; PRReviewState:</w:t>
+      </w:r>
+    </w:p>
+    <w:p>
+      <w:r>
+        <w:t xml:space="preserve">    results = retriever.query(state["diff"][:500], n_results=5)</w:t>
+      </w:r>
+    </w:p>
+    <w:p>
+      <w:r>
+        <w:t xml:space="preserve">    return {**state, "context_chunks": results}</w:t>
+      </w:r>
+    </w:p>
+    <w:p/>
+    <w:p/>
+    <w:p>
+      <w:r>
+        <w:lastRenderedPageBreak/>
+        <w:t>def review_pr(state: PRReviewState) -&gt; PRReviewState:</w:t>
+      </w:r>
+    </w:p>
+    <w:p>
+      <w:r>
+        <w:t xml:space="preserve">    context_text = "\n\n".join(</w:t>
+      </w:r>
+    </w:p>
+    <w:p>
+      <w:r>
+        <w:t xml:space="preserve">        f"[{r['metadata']['file_path']}]\n{r['chunk']}"</w:t>
+      </w:r>
+    </w:p>
+    <w:p>
+      <w:r>
+        <w:t xml:space="preserve">        for r in state["context_chunks"]</w:t>
+      </w:r>
+    </w:p>
+    <w:p>
+      <w:r>
+        <w:t xml:space="preserve">    )</w:t>
+      </w:r>
+    </w:p>
+    <w:p>
+      <w:r>
+        <w:t xml:space="preserve">    prompt = REVIEW_PROMPT.format(diff=state["diff"], context=context_text)</w:t>
+      </w:r>
+    </w:p>
+    <w:p>
+      <w:r>
+        <w:t xml:space="preserve">    response = client.chat.completions.create(</w:t>
+      </w:r>
+    </w:p>
+    <w:p>
+      <w:r>
+        <w:t xml:space="preserve">        model="llama3-70b-8192",</w:t>
+      </w:r>
+    </w:p>
+    <w:p>
+      <w:r>
+        <w:t xml:space="preserve">        messages=[{"role": "user", "content": prompt}]</w:t>
+      </w:r>
+    </w:p>
+    <w:p>
+      <w:r>
+        <w:t xml:space="preserve">    )</w:t>
+      </w:r>
+    </w:p>
+    <w:p>
+      <w:r>
+        <w:t xml:space="preserve">    review = response.choices[0].message.content</w:t>
+      </w:r>
+    </w:p>
+    <w:p>
+      <w:r>
+        <w:t xml:space="preserve">    return {**state, "review": review}</w:t>
+      </w:r>
+    </w:p>
+    <w:p/>
+    <w:p/>
+    <w:p>
+      <w:r>
+        <w:t>def post_comment(state: PRReviewState) -&gt; PRReviewState:</w:t>
+      </w:r>
+    </w:p>
+    <w:p>
+      <w:r>
+        <w:t xml:space="preserve">    post_pr_comment(state["owner"], state["repo"], state["pr_number"], state["review"])</w:t>
+      </w:r>
+    </w:p>
+    <w:p>
+      <w:r>
+        <w:t xml:space="preserve">    print("</w:t>
+      </w:r>
+      <w:r>
+        <w:rPr>
+          <w:rFonts w:ascii="Segoe UI Emoji" w:hAnsi="Segoe UI Emoji" w:cs="Segoe UI Emoji"/>
+        </w:rPr>
+        <w:t>✅</w:t>
+      </w:r>
+      <w:r>
+        <w:t xml:space="preserve"> Posted review to GitHub PR")</w:t>
+      </w:r>
+    </w:p>
+    <w:p>
+      <w:r>
+        <w:t xml:space="preserve">    return state</w:t>
+      </w:r>
+    </w:p>
+    <w:p>
+      <w:r>
+        <w:pict w14:anchorId="4273E1F6">
+          <v:rect id="_x0000_i1051" style="width:0;height:1.5pt" o:hralign="center" o:hrstd="t" o:hr="t" fillcolor="#a0a0a0" stroked="f"/>
+        </w:pict>
+      </w:r>
+    </w:p>
+    <w:p>
+      <w:r>
+        <w:rPr>
+          <w:b/>
+          <w:bCs/>
+        </w:rPr>
+        <w:t>graph/router.py</w:t>
+      </w:r>
+    </w:p>
+    <w:p>
+      <w:r>
+        <w:t>python</w:t>
+      </w:r>
+    </w:p>
+    <w:p>
+      <w:r>
+        <w:t>from graph.state import PRReviewState</w:t>
+      </w:r>
+    </w:p>
+    <w:p/>
+    <w:p>
+      <w:r>
+        <w:t>def should_post_comment(state: PRReviewState) -&gt; str:</w:t>
+      </w:r>
+    </w:p>
+    <w:p>
+      <w:r>
+        <w:t xml:space="preserve">    if state.get("review"):</w:t>
+      </w:r>
+    </w:p>
+    <w:p>
+      <w:r>
+        <w:t xml:space="preserve">        return "post_comment"</w:t>
+      </w:r>
+    </w:p>
+    <w:p>
+      <w:r>
+        <w:t xml:space="preserve">    return "end"</w:t>
+      </w:r>
+    </w:p>
+    <w:p>
+      <w:r>
+        <w:pict w14:anchorId="72B073E7">
+          <v:rect id="_x0000_i1052" style="width:0;height:1.5pt" o:hralign="center" o:hrstd="t" o:hr="t" fillcolor="#a0a0a0" stroked="f"/>
+        </w:pict>
+      </w:r>
+    </w:p>
+    <w:p>
+      <w:r>
+        <w:rPr>
+          <w:b/>
+          <w:bCs/>
+        </w:rPr>
+        <w:lastRenderedPageBreak/>
+        <w:t>graph/graph.py</w:t>
+      </w:r>
+    </w:p>
+    <w:p>
+      <w:r>
+        <w:t>python</w:t>
+      </w:r>
+    </w:p>
+    <w:p>
+      <w:r>
+        <w:t>from langgraph.graph import StateGraph, END</w:t>
+      </w:r>
+    </w:p>
+    <w:p>
+      <w:r>
+        <w:t>from graph.state import PRReviewState</w:t>
+      </w:r>
+    </w:p>
+    <w:p>
+      <w:r>
+        <w:t>from graph.nodes import fetch_diff, retrieve_context, review_pr, post_comment</w:t>
+      </w:r>
+    </w:p>
+    <w:p>
+      <w:r>
+        <w:t>from graph.router import should_post_comment</w:t>
+      </w:r>
+    </w:p>
+    <w:p>
+      <w:r>
+        <w:t>from indexing.retriever import HybridRetriever</w:t>
+      </w:r>
+    </w:p>
+    <w:p/>
+    <w:p>
+      <w:r>
+        <w:t>def build_graph(retriever: HybridRetriever) -&gt; StateGraph:</w:t>
+      </w:r>
+    </w:p>
+    <w:p>
+      <w:r>
+        <w:t xml:space="preserve">    graph = StateGraph(PRReviewState)</w:t>
+      </w:r>
+    </w:p>
+    <w:p/>
+    <w:p>
+      <w:r>
+        <w:t xml:space="preserve">    graph.add_node("fetch_diff", fetch_diff)</w:t>
+      </w:r>
+    </w:p>
+    <w:p>
+      <w:r>
+        <w:t xml:space="preserve">    graph.add_node("retrieve_context", lambda s: retrieve_context(s, retriever))</w:t>
+      </w:r>
+    </w:p>
+    <w:p>
+      <w:r>
+        <w:t xml:space="preserve">    graph.add_node("review_pr", review_pr)</w:t>
+      </w:r>
+    </w:p>
+    <w:p>
+      <w:r>
+        <w:t xml:space="preserve">    graph.add_node("post_comment", post_comment)</w:t>
+      </w:r>
+    </w:p>
+    <w:p/>
+    <w:p>
+      <w:r>
+        <w:t xml:space="preserve">    graph.set_entry_point("fetch_diff")</w:t>
+      </w:r>
+    </w:p>
+    <w:p>
+      <w:r>
+        <w:t xml:space="preserve">    graph.add_edge("fetch_diff", "retrieve_context")</w:t>
+      </w:r>
+    </w:p>
+    <w:p>
+      <w:r>
+        <w:t xml:space="preserve">    graph.add_edge("retrieve_context", "review_pr")</w:t>
+      </w:r>
+    </w:p>
+    <w:p>
+      <w:r>
+        <w:t xml:space="preserve">    graph.add_conditional_edges("review_pr", should_post_comment, {</w:t>
+      </w:r>
+    </w:p>
+    <w:p>
+      <w:r>
+        <w:t xml:space="preserve">        "post_comment": "post_comment",</w:t>
+      </w:r>
+    </w:p>
+    <w:p>
+      <w:r>
+        <w:t xml:space="preserve">        "end": END</w:t>
+      </w:r>
+    </w:p>
+    <w:p>
+      <w:r>
+        <w:t xml:space="preserve">    })</w:t>
+      </w:r>
+    </w:p>
+    <w:p>
+      <w:r>
+        <w:t xml:space="preserve">    graph.add_edge("post_comment", END)</w:t>
+      </w:r>
+    </w:p>
+    <w:p/>
+    <w:p>
+      <w:r>
+        <w:t xml:space="preserve">    return graph.compile()</w:t>
+      </w:r>
+    </w:p>
+    <w:p/>
+    <w:p>
+      <w:r>
+        <w:t>Add GROQ_API_KEY to utils/config.py:</w:t>
+      </w:r>
+    </w:p>
+    <w:p>
+      <w:r>
+        <w:lastRenderedPageBreak/>
+        <w:t>python</w:t>
+      </w:r>
+    </w:p>
+    <w:p>
+      <w:r>
+        <w:t>GROQ_API_KEY = os.getenv("GROQ_API_KEY")</w:t>
+      </w:r>
+    </w:p>
+    <w:p>
+      <w:r>
+        <w:t>if GROQ_API_KEY is None:</w:t>
+      </w:r>
+    </w:p>
+    <w:p>
+      <w:r>
+        <w:t xml:space="preserve">    raise ValueError("GROQ_API_KEY is not set.")</w:t>
+      </w:r>
+    </w:p>
+    <w:p>
+      <w:r>
+        <w:t>Install dependencies:</w:t>
+      </w:r>
+    </w:p>
+    <w:p>
+      <w:r>
+        <w:t>bash</w:t>
+      </w:r>
+    </w:p>
+    <w:p>
+      <w:r>
+        <w:t>pip install langgraph groq</w:t>
+      </w:r>
+    </w:p>
+    <w:p>
+      <w:r>
+        <w:t>Then test with:</w:t>
+      </w:r>
+    </w:p>
+    <w:p>
+      <w:r>
+        <w:t>python</w:t>
+      </w:r>
+    </w:p>
+    <w:p>
+      <w:r>
+        <w:t># tests/test_graph.py</w:t>
+      </w:r>
+    </w:p>
+    <w:p>
+      <w:r>
+        <w:t>from github.auth import get_repo_tree</w:t>
+      </w:r>
+    </w:p>
+    <w:p>
+      <w:r>
+        <w:t>from indexing.vectordb import VectorDB</w:t>
+      </w:r>
+    </w:p>
+    <w:p>
+      <w:r>
+        <w:t>from indexing.bm25 import BM25Index</w:t>
+      </w:r>
+    </w:p>
+    <w:p>
+      <w:r>
+        <w:t>from indexing.loader import index_repo</w:t>
+      </w:r>
+    </w:p>
+    <w:p>
+      <w:r>
+        <w:t>from indexing.retriever import HybridRetriever</w:t>
+      </w:r>
+    </w:p>
+    <w:p>
+      <w:r>
+        <w:t>from graph.graph import build_graph</w:t>
+      </w:r>
+    </w:p>
+    <w:p/>
+    <w:p>
+      <w:r>
         <w:t>if __name__ == "__main__":</w:t>
       </w:r>
     </w:p>
     <w:p>
       <w:r>
-        <w:t xml:space="preserve">    tree = </w:t>
-      </w:r>
-      <w:proofErr w:type="spellStart"/>
-      <w:r>
-        <w:t>get_repo_</w:t>
-      </w:r>
-      <w:proofErr w:type="gramStart"/>
-      <w:r>
-        <w:t>tree</w:t>
-      </w:r>
-      <w:proofErr w:type="spellEnd"/>
-      <w:r>
-        <w:t>(</w:t>
-      </w:r>
-      <w:proofErr w:type="gramEnd"/>
-      <w:r>
-        <w:t>"</w:t>
-      </w:r>
-      <w:proofErr w:type="spellStart"/>
-      <w:r>
-        <w:t>Suvekshyajha</w:t>
-      </w:r>
-      <w:proofErr w:type="spellEnd"/>
-      <w:r>
-        <w:t>", "</w:t>
-      </w:r>
-      <w:proofErr w:type="spellStart"/>
-      <w:r>
-        <w:t>small_python</w:t>
-      </w:r>
-      <w:proofErr w:type="spellEnd"/>
-      <w:r>
-        <w:t>-project", "main")</w:t>
-      </w:r>
-    </w:p>
-    <w:p>
-      <w:r>
-        <w:t xml:space="preserve">    </w:t>
-      </w:r>
-      <w:proofErr w:type="spellStart"/>
-      <w:r>
-        <w:t>code_files</w:t>
-      </w:r>
-      <w:proofErr w:type="spellEnd"/>
-      <w:r>
-        <w:t xml:space="preserve"> = </w:t>
-      </w:r>
-      <w:proofErr w:type="spellStart"/>
-      <w:r>
-        <w:t>filter_code_files</w:t>
-      </w:r>
-      <w:proofErr w:type="spellEnd"/>
-      <w:r>
-        <w:t>(tree)</w:t>
-      </w:r>
-    </w:p>
-    <w:p/>
-    <w:p>
-      <w:r>
-        <w:t xml:space="preserve">    for file in </w:t>
-      </w:r>
-      <w:proofErr w:type="spellStart"/>
-      <w:r>
-        <w:t>code_files</w:t>
-      </w:r>
-      <w:proofErr w:type="spellEnd"/>
-      <w:r>
-        <w:t>:</w:t>
-      </w:r>
-    </w:p>
-    <w:p>
-      <w:r>
-        <w:t xml:space="preserve">        content = </w:t>
-      </w:r>
-      <w:proofErr w:type="spellStart"/>
-      <w:r>
-        <w:t>get_file_</w:t>
-      </w:r>
-      <w:proofErr w:type="gramStart"/>
-      <w:r>
-        <w:t>content</w:t>
-      </w:r>
-      <w:proofErr w:type="spellEnd"/>
-      <w:r>
-        <w:t>(</w:t>
-      </w:r>
-      <w:proofErr w:type="gramEnd"/>
-      <w:r>
-        <w:t>"</w:t>
-      </w:r>
-      <w:proofErr w:type="spellStart"/>
-      <w:r>
-        <w:t>Suvekshyajha</w:t>
-      </w:r>
-      <w:proofErr w:type="spellEnd"/>
-      <w:r>
-        <w:t>", "</w:t>
-      </w:r>
-      <w:proofErr w:type="spellStart"/>
-      <w:r>
-        <w:t>small_python</w:t>
-      </w:r>
-      <w:proofErr w:type="spellEnd"/>
-      <w:r>
-        <w:t>-project", file["sha"])</w:t>
-      </w:r>
-    </w:p>
-    <w:p>
-      <w:r>
-        <w:t xml:space="preserve">        chunks = </w:t>
-      </w:r>
-      <w:proofErr w:type="spellStart"/>
-      <w:r>
-        <w:t>chunk_</w:t>
-      </w:r>
-      <w:proofErr w:type="gramStart"/>
-      <w:r>
-        <w:t>code</w:t>
-      </w:r>
-      <w:proofErr w:type="spellEnd"/>
-      <w:r>
-        <w:t>(</w:t>
-      </w:r>
-      <w:proofErr w:type="gramEnd"/>
-      <w:r>
-        <w:t>content, file["path"])</w:t>
-      </w:r>
-    </w:p>
-    <w:p>
-      <w:r>
-        <w:t xml:space="preserve">        </w:t>
-      </w:r>
-      <w:proofErr w:type="gramStart"/>
-      <w:r>
-        <w:t>print(</w:t>
-      </w:r>
-      <w:proofErr w:type="gramEnd"/>
-      <w:r>
-        <w:rPr>
-          <w:i/>
-          <w:iCs/>
-        </w:rPr>
-        <w:t>f</w:t>
-      </w:r>
-      <w:r>
-        <w:t>"--- {file['path']} ({</w:t>
-      </w:r>
-      <w:proofErr w:type="spellStart"/>
-      <w:r>
-        <w:t>len</w:t>
-      </w:r>
-      <w:proofErr w:type="spellEnd"/>
-      <w:r>
-        <w:t>(chunks)} chunks) ---")</w:t>
-      </w:r>
-    </w:p>
-    <w:p>
-      <w:r>
-        <w:t xml:space="preserve">        for </w:t>
-      </w:r>
-      <w:proofErr w:type="spellStart"/>
-      <w:r>
-        <w:t>i</w:t>
-      </w:r>
-      <w:proofErr w:type="spellEnd"/>
-      <w:r>
-        <w:t xml:space="preserve">, chunk in </w:t>
-      </w:r>
-      <w:r>
-        <w:rPr>
-          <w:u w:val="single"/>
-        </w:rPr>
-        <w:t>enumerate</w:t>
-      </w:r>
-      <w:r>
-        <w:t>(chunks):</w:t>
-      </w:r>
-    </w:p>
-    <w:p>
-      <w:r>
-        <w:t xml:space="preserve">            </w:t>
-      </w:r>
-      <w:proofErr w:type="gramStart"/>
-      <w:r>
-        <w:t>print(</w:t>
-      </w:r>
-      <w:proofErr w:type="spellStart"/>
-      <w:proofErr w:type="gramEnd"/>
-      <w:r>
-        <w:rPr>
-          <w:i/>
-          <w:iCs/>
-        </w:rPr>
-        <w:t>f</w:t>
-      </w:r>
-      <w:r>
-        <w:t>"Chunk</w:t>
-      </w:r>
-      <w:proofErr w:type="spellEnd"/>
-      <w:r>
-        <w:t xml:space="preserve"> {</w:t>
-      </w:r>
-      <w:proofErr w:type="spellStart"/>
-      <w:r>
-        <w:t>i</w:t>
-      </w:r>
-      <w:proofErr w:type="spellEnd"/>
-      <w:r>
-        <w:t>}: {</w:t>
-      </w:r>
-      <w:proofErr w:type="gramStart"/>
-      <w:r>
-        <w:t>chunk[</w:t>
-      </w:r>
-      <w:proofErr w:type="gramEnd"/>
-      <w:r>
-        <w:t>:100</w:t>
-      </w:r>
-      <w:proofErr w:type="gramStart"/>
-      <w:r>
-        <w:t>]}...</w:t>
-      </w:r>
-      <w:proofErr w:type="gramEnd"/>
-      <w:r>
-        <w:t>")</w:t>
-      </w:r>
-    </w:p>
-    <w:p>
-      <w:r>
-        <w:t xml:space="preserve">        </w:t>
-      </w:r>
-      <w:proofErr w:type="gramStart"/>
-      <w:r>
-        <w:t>print(</w:t>
-      </w:r>
-      <w:proofErr w:type="gramEnd"/>
-      <w:r>
-        <w:t>)</w:t>
-      </w:r>
-    </w:p>
-    <w:p/>
+        <w:t xml:space="preserve">    tree = get_repo_tree("Suvekshyajha", "small_python-project", "main")</w:t>
+      </w:r>
+    </w:p>
+    <w:p>
+      <w:r>
+        <w:t xml:space="preserve">    db = VectorDB()</w:t>
+      </w:r>
+    </w:p>
+    <w:p>
+      <w:r>
+        <w:t xml:space="preserve">    chunks, metadatas = index_repo("Suvekshyajha", "small_python-project", tree, db)</w:t>
+      </w:r>
+    </w:p>
+    <w:p>
+      <w:r>
+        <w:t xml:space="preserve">    </w:t>
+      </w:r>
+    </w:p>
+    <w:p>
+      <w:r>
+        <w:t xml:space="preserve">    bm25 = BM25Index()</w:t>
+      </w:r>
+    </w:p>
+    <w:p>
+      <w:r>
+        <w:t xml:space="preserve">    bm25.build(chunks, metadatas)</w:t>
+      </w:r>
+    </w:p>
+    <w:p>
+      <w:r>
+        <w:t xml:space="preserve">    </w:t>
+      </w:r>
+    </w:p>
+    <w:p>
+      <w:r>
+        <w:t xml:space="preserve">    retriever = HybridRetriever(db, bm25)</w:t>
+      </w:r>
+    </w:p>
+    <w:p>
+      <w:r>
+        <w:t xml:space="preserve">    graph = build_graph(retriever)</w:t>
+      </w:r>
+    </w:p>
+    <w:p>
+      <w:r>
+        <w:t xml:space="preserve">    </w:t>
+      </w:r>
+    </w:p>
+    <w:p>
+      <w:r>
+        <w:lastRenderedPageBreak/>
+        <w:t xml:space="preserve">    result = graph.invoke({</w:t>
+      </w:r>
+    </w:p>
+    <w:p>
+      <w:r>
+        <w:t xml:space="preserve">        "owner": "Suvekshyajha",</w:t>
+      </w:r>
+    </w:p>
+    <w:p>
+      <w:r>
+        <w:t xml:space="preserve">        "repo": "small_python-project",</w:t>
+      </w:r>
+    </w:p>
+    <w:p>
+      <w:r>
+        <w:t xml:space="preserve">        "pr_number": 1,       # ← replace with a real PR number</w:t>
+      </w:r>
+    </w:p>
+    <w:p>
+      <w:r>
+        <w:t xml:space="preserve">        "diff": "",</w:t>
+      </w:r>
+    </w:p>
+    <w:p>
+      <w:r>
+        <w:t xml:space="preserve">        "context_chunks": [],</w:t>
+      </w:r>
+    </w:p>
+    <w:p>
+      <w:r>
+        <w:t xml:space="preserve">        "review": ""</w:t>
+      </w:r>
+    </w:p>
+    <w:p>
+      <w:r>
+        <w:t xml:space="preserve">    })</w:t>
+      </w:r>
+    </w:p>
+    <w:p>
+      <w:r>
+        <w:t xml:space="preserve">    </w:t>
+      </w:r>
+    </w:p>
+    <w:p>
+      <w:r>
+        <w:t xml:space="preserve">    print(result["review"])</w:t>
+      </w:r>
+    </w:p>
+    <w:p>
+      <w:r>
+        <w:t>bash</w:t>
+      </w:r>
+    </w:p>
+    <w:p>
+      <w:r>
+        <w:t>python -m tests.test_graph</w:t>
+      </w:r>
+      <w:r>
+        <w:t>(not done still need to generate groq api key )</w:t>
+      </w:r>
+    </w:p>
     <w:sectPr>
       <w:pgSz w:w="11906" w:h="16838"/>
       <w:pgMar w:top="1440" w:right="1440" w:bottom="1440" w:left="1440" w:header="708" w:footer="708" w:gutter="0"/>
